--- a/project/documents/letters/ffSndItmsToAssoc.docx
+++ b/project/documents/letters/ffSndItmsToAssoc.docx
@@ -85,12 +85,6 @@
         <w:gridCol w:w="5580"/>
       </w:tblGrid>
       <w:tr>
-        <w:tblPrEx>
-          <w:tblCellMar>
-            <w:top w:w="0" w:type="dxa"/>
-            <w:bottom w:w="0" w:type="dxa"/>
-          </w:tblCellMar>
-        </w:tblPrEx>
         <w:tc>
           <w:tcPr>
             <w:tcW w:w="4068" w:type="dxa"/>
@@ -641,112 +635,23 @@
         </w:rPr>
       </w:pPr>
     </w:p>
-    <w:tbl>
-      <w:tblPr>
-        <w:tblW w:w="0" w:type="auto"/>
-        <w:tblInd w:w="378" w:type="dxa"/>
-        <w:tblBorders>
-          <w:top w:val="single" w:sz="4" w:space="0" w:color="FFFFFF"/>
-          <w:left w:val="single" w:sz="4" w:space="0" w:color="FFFFFF"/>
-          <w:bottom w:val="single" w:sz="4" w:space="0" w:color="FFFFFF"/>
-          <w:right w:val="single" w:sz="4" w:space="0" w:color="FFFFFF"/>
-          <w:insideH w:val="single" w:sz="4" w:space="0" w:color="FFFFFF"/>
-          <w:insideV w:val="single" w:sz="4" w:space="0" w:color="FFFFFF"/>
-        </w:tblBorders>
-        <w:tblLayout w:type="fixed"/>
-        <w:tblLook w:val="04A0" w:firstRow="1" w:lastRow="0" w:firstColumn="1" w:lastColumn="0" w:noHBand="0" w:noVBand="1"/>
-      </w:tblPr>
-      <w:tblGrid>
-        <w:gridCol w:w="450"/>
-        <w:gridCol w:w="8748"/>
-      </w:tblGrid>
-      <w:tr>
-        <w:tc>
-          <w:tcPr>
-            <w:tcW w:w="450" w:type="dxa"/>
-          </w:tcPr>
-          <w:p>
-            <w:pPr>
-              <w:rPr>
-                <w:rFonts w:ascii="Times New Roman" w:hAnsi="Times New Roman"/>
-                <w:sz w:val="22"/>
-                <w:szCs w:val="22"/>
-              </w:rPr>
-            </w:pPr>
-            <w:r>
-              <w:rPr>
-                <w:rFonts w:ascii="Times New Roman" w:hAnsi="Times New Roman"/>
-                <w:sz w:val="22"/>
-                <w:szCs w:val="22"/>
-              </w:rPr>
-              <w:t>&lt;&lt;</w:t>
-            </w:r>
-            <w:r>
-              <w:rPr>
-                <w:rFonts w:ascii="Times New Roman" w:hAnsi="Times New Roman"/>
-                <w:sz w:val="22"/>
-                <w:szCs w:val="22"/>
-              </w:rPr>
-              <w:t>n&gt;&gt;</w:t>
-            </w:r>
-            <w:r>
-              <w:rPr>
-                <w:rFonts w:ascii="Times New Roman" w:hAnsi="Times New Roman"/>
-                <w:sz w:val="22"/>
-                <w:szCs w:val="22"/>
-              </w:rPr>
-              <w:t>.</w:t>
-            </w:r>
-          </w:p>
-        </w:tc>
-        <w:tc>
-          <w:tcPr>
-            <w:tcW w:w="8748" w:type="dxa"/>
-          </w:tcPr>
-          <w:p>
-            <w:pPr>
-              <w:rPr>
-                <w:rFonts w:ascii="Times New Roman" w:hAnsi="Times New Roman"/>
-                <w:sz w:val="22"/>
-                <w:szCs w:val="22"/>
-              </w:rPr>
-            </w:pPr>
-            <w:r>
-              <w:rPr>
-                <w:rFonts w:ascii="Times New Roman" w:hAnsi="Times New Roman"/>
-                <w:sz w:val="22"/>
-                <w:szCs w:val="22"/>
-              </w:rPr>
-              <w:t>&lt;&lt;</w:t>
-            </w:r>
-            <w:r>
-              <w:rPr>
-                <w:rFonts w:ascii="Times New Roman" w:hAnsi="Times New Roman"/>
-                <w:sz w:val="22"/>
-                <w:szCs w:val="22"/>
-              </w:rPr>
-              <w:t>documentN</w:t>
-            </w:r>
-            <w:r>
-              <w:rPr>
-                <w:rFonts w:ascii="Times New Roman" w:hAnsi="Times New Roman"/>
-                <w:sz w:val="22"/>
-                <w:szCs w:val="22"/>
-              </w:rPr>
-              <w:t>ame</w:t>
-            </w:r>
-            <w:r>
-              <w:rPr>
-                <w:rFonts w:ascii="Times New Roman" w:hAnsi="Times New Roman"/>
-                <w:sz w:val="22"/>
-                <w:szCs w:val="22"/>
-              </w:rPr>
-              <w:t>&gt;&gt;</w:t>
-            </w:r>
-          </w:p>
-        </w:tc>
-      </w:tr>
-    </w:tbl>
+    <w:p>
+      <w:pPr>
+        <w:rPr>
+          <w:rFonts w:ascii="Times New Roman" w:hAnsi="Times New Roman"/>
+          <w:sz w:val="22"/>
+          <w:szCs w:val="22"/>
+        </w:rPr>
+      </w:pPr>
+      <w:r>
+        <w:rPr>
+          <w:rFonts w:ascii="Times New Roman" w:hAnsi="Times New Roman"/>
+          <w:sz w:val="22"/>
+          <w:szCs w:val="22"/>
+        </w:rPr>
+        <w:t>&lt;&lt;documentName&gt;&gt;</w:t>
+      </w:r>
+    </w:p>
     <w:p>
       <w:pPr>
         <w:rPr>
@@ -1936,6 +1841,50 @@
     <w:lsdException w:name="Hyperlink" w:uiPriority="99"/>
     <w:lsdException w:name="Strong" w:qFormat="1"/>
     <w:lsdException w:name="Emphasis" w:qFormat="1"/>
+    <w:lsdException w:name="Normal Table" w:semiHidden="1" w:unhideWhenUsed="1"/>
+    <w:lsdException w:name="Table Simple 1" w:semiHidden="1" w:unhideWhenUsed="1"/>
+    <w:lsdException w:name="Table Simple 2" w:semiHidden="1" w:unhideWhenUsed="1"/>
+    <w:lsdException w:name="Table Simple 3" w:semiHidden="1" w:unhideWhenUsed="1"/>
+    <w:lsdException w:name="Table Classic 1" w:semiHidden="1" w:unhideWhenUsed="1"/>
+    <w:lsdException w:name="Table Classic 2" w:semiHidden="1" w:unhideWhenUsed="1"/>
+    <w:lsdException w:name="Table Classic 3" w:semiHidden="1" w:unhideWhenUsed="1"/>
+    <w:lsdException w:name="Table Classic 4" w:semiHidden="1" w:unhideWhenUsed="1"/>
+    <w:lsdException w:name="Table Colorful 1" w:semiHidden="1" w:unhideWhenUsed="1"/>
+    <w:lsdException w:name="Table Colorful 2" w:semiHidden="1" w:unhideWhenUsed="1"/>
+    <w:lsdException w:name="Table Colorful 3" w:semiHidden="1" w:unhideWhenUsed="1"/>
+    <w:lsdException w:name="Table Columns 1" w:semiHidden="1" w:unhideWhenUsed="1"/>
+    <w:lsdException w:name="Table Columns 2" w:semiHidden="1" w:unhideWhenUsed="1"/>
+    <w:lsdException w:name="Table Columns 3" w:semiHidden="1" w:unhideWhenUsed="1"/>
+    <w:lsdException w:name="Table Columns 4" w:semiHidden="1" w:unhideWhenUsed="1"/>
+    <w:lsdException w:name="Table Columns 5" w:semiHidden="1" w:unhideWhenUsed="1"/>
+    <w:lsdException w:name="Table Grid 1" w:semiHidden="1" w:unhideWhenUsed="1"/>
+    <w:lsdException w:name="Table Grid 2" w:semiHidden="1" w:unhideWhenUsed="1"/>
+    <w:lsdException w:name="Table Grid 3" w:semiHidden="1" w:unhideWhenUsed="1"/>
+    <w:lsdException w:name="Table Grid 4" w:semiHidden="1" w:unhideWhenUsed="1"/>
+    <w:lsdException w:name="Table Grid 5" w:semiHidden="1" w:unhideWhenUsed="1"/>
+    <w:lsdException w:name="Table Grid 6" w:semiHidden="1" w:unhideWhenUsed="1"/>
+    <w:lsdException w:name="Table Grid 7" w:semiHidden="1" w:unhideWhenUsed="1"/>
+    <w:lsdException w:name="Table Grid 8" w:semiHidden="1" w:unhideWhenUsed="1"/>
+    <w:lsdException w:name="Table List 1" w:semiHidden="1" w:unhideWhenUsed="1"/>
+    <w:lsdException w:name="Table List 2" w:semiHidden="1" w:unhideWhenUsed="1"/>
+    <w:lsdException w:name="Table List 3" w:semiHidden="1" w:unhideWhenUsed="1"/>
+    <w:lsdException w:name="Table List 4" w:semiHidden="1" w:unhideWhenUsed="1"/>
+    <w:lsdException w:name="Table List 5" w:semiHidden="1" w:unhideWhenUsed="1"/>
+    <w:lsdException w:name="Table List 6" w:semiHidden="1" w:unhideWhenUsed="1"/>
+    <w:lsdException w:name="Table List 7" w:semiHidden="1" w:unhideWhenUsed="1"/>
+    <w:lsdException w:name="Table List 8" w:semiHidden="1" w:unhideWhenUsed="1"/>
+    <w:lsdException w:name="Table 3D effects 1" w:semiHidden="1" w:unhideWhenUsed="1"/>
+    <w:lsdException w:name="Table 3D effects 2" w:semiHidden="1" w:unhideWhenUsed="1"/>
+    <w:lsdException w:name="Table 3D effects 3" w:semiHidden="1" w:unhideWhenUsed="1"/>
+    <w:lsdException w:name="Table Contemporary" w:semiHidden="1" w:unhideWhenUsed="1"/>
+    <w:lsdException w:name="Table Elegant" w:semiHidden="1" w:unhideWhenUsed="1"/>
+    <w:lsdException w:name="Table Professional" w:semiHidden="1" w:unhideWhenUsed="1"/>
+    <w:lsdException w:name="Table Subtle 1" w:semiHidden="1" w:unhideWhenUsed="1"/>
+    <w:lsdException w:name="Table Subtle 2" w:semiHidden="1" w:unhideWhenUsed="1"/>
+    <w:lsdException w:name="Table Web 1" w:semiHidden="1" w:unhideWhenUsed="1"/>
+    <w:lsdException w:name="Table Web 2" w:semiHidden="1" w:unhideWhenUsed="1"/>
+    <w:lsdException w:name="Table Web 3" w:semiHidden="1" w:unhideWhenUsed="1"/>
+    <w:lsdException w:name="Table Theme" w:semiHidden="1" w:unhideWhenUsed="1"/>
     <w:lsdException w:name="Placeholder Text" w:semiHidden="1" w:uiPriority="99"/>
     <w:lsdException w:name="No Spacing" w:uiPriority="1" w:qFormat="1"/>
     <w:lsdException w:name="Light Shading" w:uiPriority="60"/>
@@ -2193,11 +2142,15 @@
   </w:style>
   <w:style w:type="character" w:default="1" w:styleId="DefaultParagraphFont">
     <w:name w:val="Default Paragraph Font"/>
+    <w:uiPriority w:val="1"/>
     <w:semiHidden/>
+    <w:unhideWhenUsed/>
   </w:style>
   <w:style w:type="table" w:default="1" w:styleId="TableNormal">
     <w:name w:val="Normal Table"/>
+    <w:uiPriority w:val="99"/>
     <w:semiHidden/>
+    <w:unhideWhenUsed/>
     <w:tblPr>
       <w:tblInd w:w="0" w:type="dxa"/>
       <w:tblCellMar>
@@ -2210,7 +2163,9 @@
   </w:style>
   <w:style w:type="numbering" w:default="1" w:styleId="NoList">
     <w:name w:val="No List"/>
+    <w:uiPriority w:val="99"/>
     <w:semiHidden/>
+    <w:unhideWhenUsed/>
   </w:style>
   <w:style w:type="character" w:styleId="FootnoteReference">
     <w:name w:val="footnote reference"/>
@@ -2290,6 +2245,7 @@
     <w:name w:val="annotation subject"/>
     <w:basedOn w:val="CommentText"/>
     <w:next w:val="CommentText"/>
+    <w:link w:val="CommentSubjectChar"/>
     <w:rsid w:val="000E6445"/>
     <w:rPr>
       <w:b/>
@@ -2306,7 +2262,6 @@
   </w:style>
   <w:style w:type="character" w:customStyle="1" w:styleId="CommentSubjectChar">
     <w:name w:val="Comment Subject Char"/>
-    <w:basedOn w:val="CommentTextChar"/>
     <w:link w:val="CommentSubject"/>
     <w:rsid w:val="000E6445"/>
     <w:rPr>

--- a/project/documents/letters/ffSndItmsToAssoc.docx
+++ b/project/documents/letters/ffSndItmsToAssoc.docx
@@ -694,7 +694,7 @@
           <w:szCs w:val="22"/>
           <w:u w:val="single"/>
         </w:rPr>
-        <w:t>&lt;&lt;dueDate&gt;&gt;</w:t>
+        <w:t>&lt;&lt;dueDate&gt;</w:t>
       </w:r>
       <w:r>
         <w:rPr>
@@ -702,16 +702,17 @@
           <w:b/>
           <w:sz w:val="22"/>
           <w:szCs w:val="22"/>
-        </w:rPr>
-        <w:t xml:space="preserve"> </w:t>
-      </w:r>
-      <w:r>
-        <w:rPr>
-          <w:rFonts w:ascii="Times New Roman" w:hAnsi="Times New Roman"/>
-          <w:sz w:val="22"/>
-          <w:szCs w:val="22"/>
-        </w:rPr>
-        <w:t>deadline.  Please confirm safe receipt of this letter and its enclosure</w:t>
+          <w:u w:val="single"/>
+        </w:rPr>
+        <w:t>&gt;</w:t>
+      </w:r>
+      <w:r>
+        <w:rPr>
+          <w:rFonts w:ascii="Times New Roman" w:hAnsi="Times New Roman"/>
+          <w:sz w:val="22"/>
+          <w:szCs w:val="22"/>
+        </w:rPr>
+        <w:t>.  Please confirm safe receipt of this letter and its enclosure</w:t>
       </w:r>
       <w:r>
         <w:rPr>
@@ -1046,19 +1047,56 @@
       <w:pPr>
         <w:rPr>
           <w:rFonts w:ascii="Times New Roman" w:hAnsi="Times New Roman"/>
-          <w:sz w:val="22"/>
-          <w:szCs w:val="22"/>
-        </w:rPr>
-      </w:pPr>
-      <w:r>
-        <w:rPr>
-          <w:rFonts w:ascii="Times New Roman" w:hAnsi="Times New Roman"/>
           <w:color w:val="000000"/>
           <w:sz w:val="22"/>
           <w:szCs w:val="22"/>
         </w:rPr>
+      </w:pPr>
+      <w:r>
+        <w:rPr>
+          <w:rFonts w:ascii="Times New Roman" w:hAnsi="Times New Roman"/>
+          <w:color w:val="000000"/>
+          <w:sz w:val="22"/>
+          <w:szCs w:val="22"/>
+        </w:rPr>
         <w:t>&lt;&lt;cmgName&gt;&gt;</w:t>
       </w:r>
+    </w:p>
+    <w:p>
+      <w:pPr>
+        <w:rPr>
+          <w:rFonts w:ascii="Times New Roman" w:hAnsi="Times New Roman"/>
+          <w:color w:val="000000"/>
+          <w:sz w:val="22"/>
+          <w:szCs w:val="22"/>
+        </w:rPr>
+      </w:pPr>
+    </w:p>
+    <w:p>
+      <w:pPr>
+        <w:rPr>
+          <w:rFonts w:ascii="Times New Roman" w:hAnsi="Times New Roman"/>
+          <w:sz w:val="22"/>
+          <w:szCs w:val="22"/>
+        </w:rPr>
+      </w:pPr>
+      <w:r>
+        <w:rPr>
+          <w:rFonts w:ascii="Times New Roman" w:hAnsi="Times New Roman"/>
+          <w:sz w:val="22"/>
+          <w:szCs w:val="22"/>
+        </w:rPr>
+        <w:t>Case Management Assistant</w:t>
+      </w:r>
+    </w:p>
+    <w:p>
+      <w:pPr>
+        <w:rPr>
+          <w:rFonts w:ascii="Times New Roman" w:hAnsi="Times New Roman"/>
+          <w:sz w:val="22"/>
+          <w:szCs w:val="22"/>
+        </w:rPr>
+      </w:pPr>
     </w:p>
     <w:sectPr>
       <w:headerReference w:type="default" r:id="rId11"/>

--- a/project/documents/letters/ffSndItmsToAssoc.docx
+++ b/project/documents/letters/ffSndItmsToAssoc.docx
@@ -1,34 +1,7 @@
 
 <file path=word/document.xml><?xml version="1.0" encoding="utf-8"?>
-<w:document xmlns:wpc="http://schemas.microsoft.com/office/word/2010/wordprocessingCanvas" xmlns:cx="http://schemas.microsoft.com/office/drawing/2014/chartex" xmlns:cx1="http://schemas.microsoft.com/office/drawing/2015/9/8/chartex" xmlns:cx2="http://schemas.microsoft.com/office/drawing/2015/10/21/chartex" xmlns:cx3="http://schemas.microsoft.com/office/drawing/2016/5/9/chartex" xmlns:cx4="http://schemas.microsoft.com/office/drawing/2016/5/10/chartex" xmlns:cx5="http://schemas.microsoft.com/office/drawing/2016/5/11/chartex" xmlns:cx6="http://schemas.microsoft.com/office/drawing/2016/5/12/chartex" xmlns:cx7="http://schemas.microsoft.com/office/drawing/2016/5/13/chartex" xmlns:cx8="http://schemas.microsoft.com/office/drawing/2016/5/14/chartex" xmlns:mc="http://schemas.openxmlformats.org/markup-compatibility/2006" xmlns:aink="http://schemas.microsoft.com/office/drawing/2016/ink" xmlns:am3d="http://schemas.microsoft.com/office/drawing/2017/model3d" xmlns:o="urn:schemas-microsoft-com:office:office" xmlns:oel="http://schemas.microsoft.com/office/2019/extlst" xmlns:r="http://schemas.openxmlformats.org/officeDocument/2006/relationships" xmlns:m="http://schemas.openxmlformats.org/officeDocument/2006/math" xmlns:v="urn:schemas-microsoft-com:vml" xmlns:wp14="http://schemas.microsoft.com/office/word/2010/wordprocessingDrawing" xmlns:wp="http://schemas.openxmlformats.org/drawingml/2006/wordprocessingDrawing" xmlns:w10="urn:schemas-microsoft-com:office:word" xmlns:w="http://schemas.openxmlformats.org/wordprocessingml/2006/main" xmlns:w14="http://schemas.microsoft.com/office/word/2010/wordml" xmlns:w15="http://schemas.microsoft.com/office/word/2012/wordml" xmlns:w16cex="http://schemas.microsoft.com/office/word/2018/wordml/cex" xmlns:w16cid="http://schemas.microsoft.com/office/word/2016/wordml/cid" xmlns:w16="http://schemas.microsoft.com/office/word/2018/wordml" xmlns:w16sdtdh="http://schemas.microsoft.com/office/word/2020/wordml/sdtdatahash" xmlns:w16se="http://schemas.microsoft.com/office/word/2015/wordml/symex" xmlns:wpg="http://schemas.microsoft.com/office/word/2010/wordprocessingGroup" xmlns:wpi="http://schemas.microsoft.com/office/word/2010/wordprocessingInk" xmlns:wne="http://schemas.microsoft.com/office/word/2006/wordml" xmlns:wps="http://schemas.microsoft.com/office/word/2010/wordprocessingShape" mc:Ignorable="w14 w15 w16se w16cid w16 w16cex w16sdtdh wp14">
+<w:document xmlns:wpc="http://schemas.microsoft.com/office/word/2010/wordprocessingCanvas" xmlns:cx="http://schemas.microsoft.com/office/drawing/2014/chartex" xmlns:cx1="http://schemas.microsoft.com/office/drawing/2015/9/8/chartex" xmlns:cx2="http://schemas.microsoft.com/office/drawing/2015/10/21/chartex" xmlns:cx3="http://schemas.microsoft.com/office/drawing/2016/5/9/chartex" xmlns:cx4="http://schemas.microsoft.com/office/drawing/2016/5/10/chartex" xmlns:cx5="http://schemas.microsoft.com/office/drawing/2016/5/11/chartex" xmlns:cx6="http://schemas.microsoft.com/office/drawing/2016/5/12/chartex" xmlns:cx7="http://schemas.microsoft.com/office/drawing/2016/5/13/chartex" xmlns:cx8="http://schemas.microsoft.com/office/drawing/2016/5/14/chartex" xmlns:mc="http://schemas.openxmlformats.org/markup-compatibility/2006" xmlns:aink="http://schemas.microsoft.com/office/drawing/2016/ink" xmlns:am3d="http://schemas.microsoft.com/office/drawing/2017/model3d" xmlns:o="urn:schemas-microsoft-com:office:office" xmlns:oel="http://schemas.microsoft.com/office/2019/extlst" xmlns:r="http://schemas.openxmlformats.org/officeDocument/2006/relationships" xmlns:m="http://schemas.openxmlformats.org/officeDocument/2006/math" xmlns:v="urn:schemas-microsoft-com:vml" xmlns:wp14="http://schemas.microsoft.com/office/word/2010/wordprocessingDrawing" xmlns:wp="http://schemas.openxmlformats.org/drawingml/2006/wordprocessingDrawing" xmlns:w10="urn:schemas-microsoft-com:office:word" xmlns:w="http://schemas.openxmlformats.org/wordprocessingml/2006/main" xmlns:w14="http://schemas.microsoft.com/office/word/2010/wordml" xmlns:w15="http://schemas.microsoft.com/office/word/2012/wordml" xmlns:w16cex="http://schemas.microsoft.com/office/word/2018/wordml/cex" xmlns:w16cid="http://schemas.microsoft.com/office/word/2016/wordml/cid" xmlns:w16="http://schemas.microsoft.com/office/word/2018/wordml" xmlns:w16du="http://schemas.microsoft.com/office/word/2023/wordml/word16du" xmlns:w16sdtdh="http://schemas.microsoft.com/office/word/2020/wordml/sdtdatahash" xmlns:w16sdtfl="http://schemas.microsoft.com/office/word/2024/wordml/sdtformatlock" xmlns:w16se="http://schemas.microsoft.com/office/word/2015/wordml/symex" xmlns:wpg="http://schemas.microsoft.com/office/word/2010/wordprocessingGroup" xmlns:wpi="http://schemas.microsoft.com/office/word/2010/wordprocessingInk" xmlns:wne="http://schemas.microsoft.com/office/word/2006/wordml" xmlns:wps="http://schemas.microsoft.com/office/word/2010/wordprocessingShape" mc:Ignorable="w14 w15 w16se w16cid w16 w16cex w16sdtdh w16sdtfl w16du wp14">
   <w:body>
-    <w:p>
-      <w:pPr>
-        <w:rPr>
-          <w:rFonts w:ascii="Times New Roman" w:hAnsi="Times New Roman"/>
-          <w:sz w:val="23"/>
-          <w:szCs w:val="23"/>
-        </w:rPr>
-      </w:pPr>
-    </w:p>
-    <w:p>
-      <w:pPr>
-        <w:rPr>
-          <w:rFonts w:ascii="Times New Roman" w:hAnsi="Times New Roman"/>
-          <w:sz w:val="23"/>
-          <w:szCs w:val="23"/>
-        </w:rPr>
-      </w:pPr>
-    </w:p>
-    <w:p>
-      <w:pPr>
-        <w:rPr>
-          <w:rFonts w:ascii="Times New Roman" w:hAnsi="Times New Roman"/>
-          <w:sz w:val="23"/>
-          <w:szCs w:val="23"/>
-        </w:rPr>
-      </w:pPr>
-    </w:p>
     <w:p>
       <w:pPr>
         <w:rPr>
@@ -321,7 +294,17 @@
                 <w:szCs w:val="22"/>
                 <w:u w:val="none"/>
               </w:rPr>
-              <w:t>&amp; DHL</w:t>
+              <w:t xml:space="preserve">&amp; </w:t>
+            </w:r>
+            <w:r>
+              <w:rPr>
+                <w:rFonts w:ascii="Times New Roman" w:hAnsi="Times New Roman"/>
+                <w:iCs w:val="0"/>
+                <w:sz w:val="22"/>
+                <w:szCs w:val="22"/>
+                <w:u w:val="none"/>
+              </w:rPr>
+              <w:t>FedEx</w:t>
             </w:r>
           </w:p>
           <w:p>
@@ -694,7 +677,7 @@
           <w:szCs w:val="22"/>
           <w:u w:val="single"/>
         </w:rPr>
-        <w:t>&lt;&lt;dueDate&gt;</w:t>
+        <w:t>&lt;&lt;dueDate&gt;&gt;</w:t>
       </w:r>
       <w:r>
         <w:rPr>
@@ -702,17 +685,16 @@
           <w:b/>
           <w:sz w:val="22"/>
           <w:szCs w:val="22"/>
-          <w:u w:val="single"/>
-        </w:rPr>
-        <w:t>&gt;</w:t>
-      </w:r>
-      <w:r>
-        <w:rPr>
-          <w:rFonts w:ascii="Times New Roman" w:hAnsi="Times New Roman"/>
-          <w:sz w:val="22"/>
-          <w:szCs w:val="22"/>
-        </w:rPr>
-        <w:t>.  Please confirm safe receipt of this letter and its enclosure</w:t>
+        </w:rPr>
+        <w:t xml:space="preserve"> </w:t>
+      </w:r>
+      <w:r>
+        <w:rPr>
+          <w:rFonts w:ascii="Times New Roman" w:hAnsi="Times New Roman"/>
+          <w:sz w:val="22"/>
+          <w:szCs w:val="22"/>
+        </w:rPr>
+        <w:t>deadline.  Please confirm safe receipt of this letter and its enclosure</w:t>
       </w:r>
       <w:r>
         <w:rPr>
@@ -759,15 +741,46 @@
     </w:p>
     <w:p>
       <w:pPr>
-        <w:shd w:val="clear" w:color="auto" w:fill="FFFFFF"/>
-        <w:rPr>
-          <w:rFonts w:ascii="Times New Roman" w:hAnsi="Times New Roman"/>
-          <w:color w:val="000000"/>
-          <w:sz w:val="22"/>
-          <w:szCs w:val="22"/>
-        </w:rPr>
-      </w:pPr>
-      <w:bookmarkStart w:id="0" w:name="_Hlk109121620"/>
+        <w:spacing w:after="40"/>
+        <w:rPr>
+          <w:rFonts w:ascii="Times New Roman" w:hAnsi="Times New Roman"/>
+          <w:b/>
+          <w:bCs/>
+          <w:sz w:val="22"/>
+          <w:szCs w:val="22"/>
+        </w:rPr>
+      </w:pPr>
+      <w:bookmarkStart w:id="0" w:name="_Hlk183163461"/>
+      <w:r>
+        <w:rPr>
+          <w:rFonts w:ascii="Times New Roman" w:hAnsi="Times New Roman"/>
+          <w:b/>
+          <w:bCs/>
+          <w:sz w:val="22"/>
+          <w:szCs w:val="22"/>
+        </w:rPr>
+        <w:t xml:space="preserve">Please ensure all communications relating to newly filed applications, formal documents, filing and issue dates, deadline dates, final reminders and documents/responses filed with the patent office are sent to </w:t>
+      </w:r>
+      <w:r>
+        <w:rPr>
+          <w:rFonts w:ascii="Times New Roman" w:hAnsi="Times New Roman"/>
+          <w:b/>
+          <w:bCs/>
+          <w:sz w:val="22"/>
+          <w:szCs w:val="22"/>
+        </w:rPr>
+        <w:t>the paralegal</w:t>
+      </w:r>
+      <w:r>
+        <w:rPr>
+          <w:rFonts w:ascii="Times New Roman" w:hAnsi="Times New Roman"/>
+          <w:b/>
+          <w:bCs/>
+          <w:sz w:val="22"/>
+          <w:szCs w:val="22"/>
+        </w:rPr>
+        <w:t xml:space="preserve"> at </w:t>
+      </w:r>
       <w:r>
         <w:rPr>
           <w:rFonts w:ascii="Times New Roman" w:hAnsi="Times New Roman"/>
@@ -777,21 +790,29 @@
           <w:sz w:val="22"/>
           <w:szCs w:val="22"/>
         </w:rPr>
-        <w:t>Please ensure all communications relating to newly filed applications, formal documents, filing and issue dates, deadline dates, and documents/responses filed with the patent office are sent to the paralegal at &lt;&lt;ffparaEmail&gt;&gt;, and our docketing department, </w:t>
-      </w:r>
-      <w:hyperlink r:id="rId9" w:tgtFrame="_blank" w:history="1">
+        <w:t>&lt;&lt;ffparaEmail&gt;&gt;</w:t>
+      </w:r>
+      <w:r>
+        <w:rPr>
+          <w:rFonts w:ascii="Times New Roman" w:hAnsi="Times New Roman"/>
+          <w:b/>
+          <w:bCs/>
+          <w:sz w:val="22"/>
+          <w:szCs w:val="22"/>
+        </w:rPr>
+        <w:t xml:space="preserve">, and our docketing department, </w:t>
+      </w:r>
+      <w:hyperlink r:id="rId8" w:history="1">
         <w:r>
           <w:rPr>
+            <w:rStyle w:val="Hyperlink"/>
             <w:rFonts w:ascii="Times New Roman" w:hAnsi="Times New Roman"/>
             <w:b/>
             <w:bCs/>
-            <w:color w:val="0000FF"/>
             <w:sz w:val="22"/>
             <w:szCs w:val="22"/>
-            <w:u w:val="single"/>
-            <w:bdr w:val="none" w:sz="0" w:space="0" w:color="auto" w:frame="1"/>
           </w:rPr>
-          <w:t>request@slwip.com</w:t>
+          <w:t>Request@slwip.com</w:t>
         </w:r>
       </w:hyperlink>
       <w:r>
@@ -799,49 +820,63 @@
           <w:rFonts w:ascii="Times New Roman" w:hAnsi="Times New Roman"/>
           <w:b/>
           <w:bCs/>
-          <w:color w:val="000000"/>
           <w:sz w:val="22"/>
           <w:szCs w:val="22"/>
         </w:rPr>
         <w:t>.</w:t>
       </w:r>
     </w:p>
-    <w:p>
-      <w:pPr>
-        <w:shd w:val="clear" w:color="auto" w:fill="FFFFFF"/>
-        <w:rPr>
-          <w:rFonts w:ascii="Times New Roman" w:hAnsi="Times New Roman"/>
-          <w:color w:val="000000"/>
-          <w:sz w:val="22"/>
-          <w:szCs w:val="22"/>
-        </w:rPr>
-      </w:pPr>
-      <w:r>
-        <w:rPr>
-          <w:rFonts w:ascii="Times New Roman" w:hAnsi="Times New Roman"/>
-          <w:color w:val="000000"/>
-          <w:sz w:val="22"/>
-          <w:szCs w:val="22"/>
-        </w:rPr>
-        <w:t> </w:t>
-      </w:r>
-    </w:p>
-    <w:p>
-      <w:pPr>
-        <w:shd w:val="clear" w:color="auto" w:fill="FFFFFF"/>
-        <w:spacing w:after="135"/>
-        <w:rPr>
-          <w:rFonts w:ascii="Times New Roman" w:hAnsi="Times New Roman"/>
-          <w:color w:val="000000"/>
-          <w:sz w:val="22"/>
-          <w:szCs w:val="22"/>
-        </w:rPr>
-      </w:pPr>
-      <w:r>
-        <w:rPr>
-          <w:rFonts w:ascii="Times New Roman" w:hAnsi="Times New Roman"/>
-          <w:b/>
-          <w:bCs/>
+    <w:bookmarkEnd w:id="0"/>
+    <w:p>
+      <w:pPr>
+        <w:spacing w:after="40"/>
+        <w:rPr>
+          <w:rFonts w:ascii="Times New Roman" w:hAnsi="Times New Roman"/>
+          <w:sz w:val="22"/>
+          <w:szCs w:val="22"/>
+        </w:rPr>
+      </w:pPr>
+    </w:p>
+    <w:p>
+      <w:pPr>
+        <w:spacing w:after="40"/>
+        <w:rPr>
+          <w:rFonts w:ascii="Times New Roman" w:hAnsi="Times New Roman"/>
+          <w:sz w:val="22"/>
+          <w:szCs w:val="22"/>
+        </w:rPr>
+      </w:pPr>
+      <w:r>
+        <w:rPr>
+          <w:rFonts w:ascii="Times New Roman" w:hAnsi="Times New Roman"/>
+          <w:sz w:val="22"/>
+          <w:szCs w:val="22"/>
+        </w:rPr>
+        <w:t xml:space="preserve">Please report invoices as previously instructed. </w:t>
+      </w:r>
+    </w:p>
+    <w:p>
+      <w:pPr>
+        <w:spacing w:after="40"/>
+        <w:rPr>
+          <w:rFonts w:ascii="Times New Roman" w:hAnsi="Times New Roman"/>
+          <w:sz w:val="22"/>
+          <w:szCs w:val="22"/>
+        </w:rPr>
+      </w:pPr>
+    </w:p>
+    <w:p>
+      <w:pPr>
+        <w:spacing w:after="40"/>
+        <w:rPr>
+          <w:rFonts w:ascii="Times New Roman" w:hAnsi="Times New Roman"/>
+          <w:sz w:val="22"/>
+          <w:szCs w:val="22"/>
+        </w:rPr>
+      </w:pPr>
+      <w:r>
+        <w:rPr>
+          <w:rFonts w:ascii="Times New Roman" w:hAnsi="Times New Roman"/>
           <w:color w:val="FF0000"/>
           <w:sz w:val="22"/>
           <w:szCs w:val="22"/>
@@ -852,258 +887,165 @@
       <w:r>
         <w:rPr>
           <w:rFonts w:ascii="Times New Roman" w:hAnsi="Times New Roman"/>
-          <w:b/>
-          <w:bCs/>
-          <w:color w:val="FF0000"/>
-          <w:sz w:val="22"/>
-          <w:szCs w:val="22"/>
-        </w:rPr>
-        <w:t> </w:t>
-      </w:r>
-      <w:r>
-        <w:rPr>
-          <w:rFonts w:ascii="Times New Roman" w:hAnsi="Times New Roman"/>
-          <w:b/>
-          <w:bCs/>
-          <w:color w:val="000000"/>
-          <w:sz w:val="22"/>
-          <w:szCs w:val="22"/>
-        </w:rPr>
-        <w:t>Acknowledgement of instructions, simple email </w:t>
-      </w:r>
-      <w:r>
-        <w:rPr>
-          <w:rFonts w:ascii="Times New Roman" w:hAnsi="Times New Roman"/>
-          <w:b/>
-          <w:bCs/>
-          <w:i/>
-          <w:iCs/>
-          <w:color w:val="000000"/>
-          <w:sz w:val="22"/>
-          <w:szCs w:val="22"/>
-        </w:rPr>
-        <w:t>reminders</w:t>
-      </w:r>
-      <w:r>
-        <w:rPr>
-          <w:rFonts w:ascii="Times New Roman" w:hAnsi="Times New Roman"/>
-          <w:b/>
-          <w:bCs/>
-          <w:color w:val="000000"/>
-          <w:sz w:val="22"/>
-          <w:szCs w:val="22"/>
-        </w:rPr>
-        <w:t> of a deadline, </w:t>
-      </w:r>
-      <w:r>
-        <w:rPr>
-          <w:rFonts w:ascii="Times New Roman" w:hAnsi="Times New Roman"/>
-          <w:b/>
-          <w:bCs/>
-          <w:i/>
-          <w:iCs/>
-          <w:color w:val="000000"/>
-          <w:sz w:val="22"/>
-          <w:szCs w:val="22"/>
-        </w:rPr>
-        <w:t>drafts</w:t>
-      </w:r>
-      <w:r>
-        <w:rPr>
-          <w:rFonts w:ascii="Times New Roman" w:hAnsi="Times New Roman"/>
-          <w:b/>
-          <w:bCs/>
-          <w:color w:val="000000"/>
-          <w:sz w:val="22"/>
-          <w:szCs w:val="22"/>
-        </w:rPr>
-        <w:t> or </w:t>
-      </w:r>
-      <w:r>
-        <w:rPr>
-          <w:rFonts w:ascii="Times New Roman" w:hAnsi="Times New Roman"/>
-          <w:b/>
-          <w:bCs/>
-          <w:i/>
-          <w:iCs/>
-          <w:color w:val="000000"/>
-          <w:sz w:val="22"/>
-          <w:szCs w:val="22"/>
-        </w:rPr>
-        <w:t>communications</w:t>
-      </w:r>
-      <w:r>
-        <w:rPr>
-          <w:rFonts w:ascii="Times New Roman" w:hAnsi="Times New Roman"/>
-          <w:b/>
-          <w:bCs/>
-          <w:color w:val="000000"/>
-          <w:sz w:val="22"/>
-          <w:szCs w:val="22"/>
-        </w:rPr>
-        <w:t> between Attorney, Paralegal and your firm do not need to include </w:t>
-      </w:r>
-      <w:hyperlink r:id="rId10" w:tgtFrame="_blank" w:history="1">
+          <w:sz w:val="22"/>
+          <w:szCs w:val="22"/>
+        </w:rPr>
+        <w:t xml:space="preserve"> Acknowledgement of instructions, simple email reminders of a deadline, drafts or communications between Attorney, Paralegal and your firm do not need to include</w:t>
+      </w:r>
+      <w:bookmarkStart w:id="1" w:name="_Hlk176880739"/>
+      <w:r>
+        <w:rPr>
+          <w:rFonts w:ascii="Times New Roman" w:hAnsi="Times New Roman"/>
+          <w:sz w:val="22"/>
+          <w:szCs w:val="22"/>
+        </w:rPr>
+        <w:t xml:space="preserve"> </w:t>
+      </w:r>
+      <w:hyperlink r:id="rId9" w:history="1">
         <w:r>
           <w:rPr>
+            <w:rStyle w:val="Hyperlink"/>
             <w:rFonts w:ascii="Times New Roman" w:hAnsi="Times New Roman"/>
-            <w:b/>
-            <w:bCs/>
-            <w:color w:val="0000FF"/>
             <w:sz w:val="22"/>
             <w:szCs w:val="22"/>
-            <w:u w:val="single"/>
-            <w:bdr w:val="none" w:sz="0" w:space="0" w:color="auto" w:frame="1"/>
           </w:rPr>
-          <w:t>request@slwip.com</w:t>
+          <w:t>Request@slwip.com</w:t>
         </w:r>
       </w:hyperlink>
-      <w:r>
-        <w:rPr>
-          <w:rFonts w:ascii="Times New Roman" w:hAnsi="Times New Roman"/>
-          <w:b/>
-          <w:bCs/>
+      <w:bookmarkEnd w:id="1"/>
+      <w:r>
+        <w:rPr>
+          <w:rFonts w:ascii="Times New Roman" w:hAnsi="Times New Roman"/>
+          <w:sz w:val="22"/>
+          <w:szCs w:val="22"/>
+        </w:rPr>
+        <w:t>.</w:t>
+      </w:r>
+    </w:p>
+    <w:p>
+      <w:pPr>
+        <w:spacing w:after="40"/>
+        <w:rPr>
+          <w:rFonts w:ascii="Times New Roman" w:hAnsi="Times New Roman"/>
+          <w:sz w:val="22"/>
+          <w:szCs w:val="22"/>
+        </w:rPr>
+      </w:pPr>
+    </w:p>
+    <w:p>
+      <w:pPr>
+        <w:jc w:val="both"/>
+        <w:rPr>
+          <w:rFonts w:ascii="Times New Roman" w:hAnsi="Times New Roman"/>
+          <w:sz w:val="22"/>
+          <w:szCs w:val="22"/>
+        </w:rPr>
+      </w:pPr>
+      <w:r>
+        <w:rPr>
+          <w:rFonts w:ascii="Times New Roman" w:hAnsi="Times New Roman"/>
+          <w:sz w:val="22"/>
+          <w:szCs w:val="22"/>
+        </w:rPr>
+        <w:t>If you have any questions or comments, please contact &lt;&lt;WAName&gt;&gt; at &lt;&lt;WAPhone&gt;&gt; or &lt;&lt;paraName&gt;&gt; at &lt;&lt;paraPhone&gt;&gt;.</w:t>
+      </w:r>
+    </w:p>
+    <w:p>
+      <w:pPr>
+        <w:jc w:val="both"/>
+        <w:rPr>
+          <w:rFonts w:ascii="Times New Roman" w:hAnsi="Times New Roman"/>
+          <w:sz w:val="22"/>
+          <w:szCs w:val="22"/>
+        </w:rPr>
+      </w:pPr>
+    </w:p>
+    <w:p>
+      <w:pPr>
+        <w:rPr>
+          <w:rFonts w:ascii="Times New Roman" w:hAnsi="Times New Roman"/>
+          <w:sz w:val="22"/>
+          <w:szCs w:val="22"/>
+        </w:rPr>
+        <w:sectPr>
+          <w:headerReference w:type="default" r:id="rId10"/>
+          <w:type w:val="continuous"/>
+          <w:pgSz w:w="12240" w:h="15840" w:code="1"/>
+          <w:pgMar w:top="2707" w:right="1440" w:bottom="2707" w:left="1440" w:header="720" w:footer="720" w:gutter="0"/>
+          <w:paperSrc w:first="15" w:other="15"/>
+          <w:cols w:space="720"/>
+          <w:noEndnote/>
+          <w:titlePg/>
+        </w:sectPr>
+      </w:pPr>
+    </w:p>
+    <w:p>
+      <w:pPr>
+        <w:rPr>
+          <w:rFonts w:ascii="Times New Roman" w:hAnsi="Times New Roman"/>
+          <w:sz w:val="22"/>
+          <w:szCs w:val="22"/>
+        </w:rPr>
+      </w:pPr>
+      <w:r>
+        <w:rPr>
+          <w:rFonts w:ascii="Times New Roman" w:hAnsi="Times New Roman"/>
+          <w:sz w:val="22"/>
+          <w:szCs w:val="22"/>
+        </w:rPr>
+        <w:t xml:space="preserve">Very truly yours, </w:t>
+      </w:r>
+    </w:p>
+    <w:p>
+      <w:pPr>
+        <w:rPr>
+          <w:rFonts w:ascii="Times New Roman" w:hAnsi="Times New Roman"/>
+          <w:sz w:val="22"/>
+          <w:szCs w:val="22"/>
+        </w:rPr>
+      </w:pPr>
+    </w:p>
+    <w:p>
+      <w:pPr>
+        <w:rPr>
+          <w:rFonts w:ascii="Times New Roman" w:hAnsi="Times New Roman"/>
+          <w:sz w:val="22"/>
+          <w:szCs w:val="22"/>
+        </w:rPr>
+      </w:pPr>
+    </w:p>
+    <w:p>
+      <w:pPr>
+        <w:rPr>
+          <w:rFonts w:ascii="Times New Roman" w:hAnsi="Times New Roman"/>
+          <w:sz w:val="22"/>
+          <w:szCs w:val="22"/>
+        </w:rPr>
+      </w:pPr>
+    </w:p>
+    <w:p>
+      <w:pPr>
+        <w:rPr>
+          <w:rFonts w:ascii="Times New Roman" w:hAnsi="Times New Roman"/>
+          <w:sz w:val="22"/>
+          <w:szCs w:val="22"/>
+        </w:rPr>
+      </w:pPr>
+      <w:r>
+        <w:rPr>
+          <w:rFonts w:ascii="Times New Roman" w:hAnsi="Times New Roman"/>
           <w:color w:val="000000"/>
           <w:sz w:val="22"/>
           <w:szCs w:val="22"/>
         </w:rPr>
-        <w:t>.</w:t>
-      </w:r>
-    </w:p>
-    <w:bookmarkEnd w:id="0"/>
-    <w:p>
-      <w:pPr>
-        <w:jc w:val="both"/>
-        <w:rPr>
-          <w:rFonts w:ascii="Times New Roman" w:hAnsi="Times New Roman"/>
-          <w:sz w:val="22"/>
-          <w:szCs w:val="22"/>
-        </w:rPr>
-      </w:pPr>
-      <w:r>
-        <w:rPr>
-          <w:rFonts w:ascii="Times New Roman" w:hAnsi="Times New Roman"/>
-          <w:sz w:val="22"/>
-          <w:szCs w:val="22"/>
-        </w:rPr>
-        <w:t>If you have any questions or comments, please contact &lt;&lt;WAName&gt;&gt; at &lt;&lt;WAPhone&gt;&gt; or &lt;&lt;paraName&gt;&gt; at &lt;&lt;paraPhone&gt;&gt;.</w:t>
-      </w:r>
-    </w:p>
-    <w:p>
-      <w:pPr>
-        <w:jc w:val="both"/>
-        <w:rPr>
-          <w:rFonts w:ascii="Times New Roman" w:hAnsi="Times New Roman"/>
-          <w:sz w:val="22"/>
-          <w:szCs w:val="22"/>
-        </w:rPr>
-      </w:pPr>
-    </w:p>
-    <w:p>
-      <w:pPr>
-        <w:rPr>
-          <w:rFonts w:ascii="Times New Roman" w:hAnsi="Times New Roman"/>
-          <w:sz w:val="22"/>
-          <w:szCs w:val="22"/>
-        </w:rPr>
-      </w:pPr>
-      <w:r>
-        <w:rPr>
-          <w:rFonts w:ascii="Times New Roman" w:hAnsi="Times New Roman"/>
-          <w:sz w:val="22"/>
-          <w:szCs w:val="22"/>
-        </w:rPr>
-        <w:t xml:space="preserve">Very truly yours, </w:t>
-      </w:r>
-    </w:p>
-    <w:p>
-      <w:pPr>
-        <w:rPr>
-          <w:rFonts w:ascii="Times New Roman" w:hAnsi="Times New Roman"/>
-          <w:sz w:val="22"/>
-          <w:szCs w:val="22"/>
-        </w:rPr>
-      </w:pPr>
-    </w:p>
-    <w:p>
-      <w:pPr>
-        <w:rPr>
-          <w:rFonts w:ascii="Times New Roman" w:hAnsi="Times New Roman"/>
-          <w:sz w:val="22"/>
-          <w:szCs w:val="22"/>
-        </w:rPr>
-      </w:pPr>
-    </w:p>
-    <w:p>
-      <w:pPr>
-        <w:rPr>
-          <w:rFonts w:ascii="Times New Roman" w:hAnsi="Times New Roman"/>
-          <w:sz w:val="22"/>
-          <w:szCs w:val="22"/>
-        </w:rPr>
-      </w:pPr>
-    </w:p>
-    <w:p>
-      <w:pPr>
-        <w:rPr>
-          <w:rFonts w:ascii="Times New Roman" w:hAnsi="Times New Roman"/>
-          <w:color w:val="000000"/>
-          <w:sz w:val="22"/>
-          <w:szCs w:val="22"/>
-        </w:rPr>
-      </w:pPr>
-      <w:r>
-        <w:rPr>
-          <w:rFonts w:ascii="Times New Roman" w:hAnsi="Times New Roman"/>
-          <w:color w:val="000000"/>
-          <w:sz w:val="22"/>
-          <w:szCs w:val="22"/>
-        </w:rPr>
+        <w:lastRenderedPageBreak/>
         <w:t>&lt;&lt;cmgName&gt;&gt;</w:t>
       </w:r>
     </w:p>
-    <w:p>
-      <w:pPr>
-        <w:rPr>
-          <w:rFonts w:ascii="Times New Roman" w:hAnsi="Times New Roman"/>
-          <w:color w:val="000000"/>
-          <w:sz w:val="22"/>
-          <w:szCs w:val="22"/>
-        </w:rPr>
-      </w:pPr>
-    </w:p>
-    <w:p>
-      <w:pPr>
-        <w:rPr>
-          <w:rFonts w:ascii="Times New Roman" w:hAnsi="Times New Roman"/>
-          <w:sz w:val="22"/>
-          <w:szCs w:val="22"/>
-        </w:rPr>
-      </w:pPr>
-      <w:r>
-        <w:rPr>
-          <w:rFonts w:ascii="Times New Roman" w:hAnsi="Times New Roman"/>
-          <w:sz w:val="22"/>
-          <w:szCs w:val="22"/>
-        </w:rPr>
-        <w:t>Case Management Assistant</w:t>
-      </w:r>
-    </w:p>
-    <w:p>
-      <w:pPr>
-        <w:rPr>
-          <w:rFonts w:ascii="Times New Roman" w:hAnsi="Times New Roman"/>
-          <w:sz w:val="22"/>
-          <w:szCs w:val="22"/>
-        </w:rPr>
-      </w:pPr>
-    </w:p>
     <w:sectPr>
-      <w:headerReference w:type="default" r:id="rId11"/>
       <w:type w:val="continuous"/>
       <w:pgSz w:w="12240" w:h="15840" w:code="1"/>
-      <w:pgMar w:top="1440" w:right="1440" w:bottom="1267" w:left="1440" w:header="720" w:footer="720" w:gutter="0"/>
-      <w:paperSrc w:first="16642" w:other="7"/>
+      <w:pgMar w:top="1440" w:right="1440" w:bottom="1440" w:left="1440" w:header="720" w:footer="720" w:gutter="0"/>
       <w:cols w:space="720"/>
       <w:noEndnote/>
       <w:titlePg/>
@@ -1112,16 +1054,8 @@
 </w:document>
 </file>
 
-<file path=word/customizations.xml><?xml version="1.0" encoding="utf-8"?>
-<wne:tcg xmlns:r="http://schemas.openxmlformats.org/officeDocument/2006/relationships" xmlns:wne="http://schemas.microsoft.com/office/word/2006/wordml">
-  <wne:toolbars>
-    <wne:toolbarData r:id="rId1"/>
-  </wne:toolbars>
-</wne:tcg>
-</file>
-
 <file path=word/endnotes.xml><?xml version="1.0" encoding="utf-8"?>
-<w:endnotes xmlns:wpc="http://schemas.microsoft.com/office/word/2010/wordprocessingCanvas" xmlns:cx="http://schemas.microsoft.com/office/drawing/2014/chartex" xmlns:cx1="http://schemas.microsoft.com/office/drawing/2015/9/8/chartex" xmlns:cx2="http://schemas.microsoft.com/office/drawing/2015/10/21/chartex" xmlns:cx3="http://schemas.microsoft.com/office/drawing/2016/5/9/chartex" xmlns:cx4="http://schemas.microsoft.com/office/drawing/2016/5/10/chartex" xmlns:cx5="http://schemas.microsoft.com/office/drawing/2016/5/11/chartex" xmlns:cx6="http://schemas.microsoft.com/office/drawing/2016/5/12/chartex" xmlns:cx7="http://schemas.microsoft.com/office/drawing/2016/5/13/chartex" xmlns:cx8="http://schemas.microsoft.com/office/drawing/2016/5/14/chartex" xmlns:mc="http://schemas.openxmlformats.org/markup-compatibility/2006" xmlns:aink="http://schemas.microsoft.com/office/drawing/2016/ink" xmlns:am3d="http://schemas.microsoft.com/office/drawing/2017/model3d" xmlns:o="urn:schemas-microsoft-com:office:office" xmlns:oel="http://schemas.microsoft.com/office/2019/extlst" xmlns:r="http://schemas.openxmlformats.org/officeDocument/2006/relationships" xmlns:m="http://schemas.openxmlformats.org/officeDocument/2006/math" xmlns:v="urn:schemas-microsoft-com:vml" xmlns:wp14="http://schemas.microsoft.com/office/word/2010/wordprocessingDrawing" xmlns:wp="http://schemas.openxmlformats.org/drawingml/2006/wordprocessingDrawing" xmlns:w10="urn:schemas-microsoft-com:office:word" xmlns:w="http://schemas.openxmlformats.org/wordprocessingml/2006/main" xmlns:w14="http://schemas.microsoft.com/office/word/2010/wordml" xmlns:w15="http://schemas.microsoft.com/office/word/2012/wordml" xmlns:w16cex="http://schemas.microsoft.com/office/word/2018/wordml/cex" xmlns:w16cid="http://schemas.microsoft.com/office/word/2016/wordml/cid" xmlns:w16="http://schemas.microsoft.com/office/word/2018/wordml" xmlns:w16sdtdh="http://schemas.microsoft.com/office/word/2020/wordml/sdtdatahash" xmlns:w16se="http://schemas.microsoft.com/office/word/2015/wordml/symex" xmlns:wpg="http://schemas.microsoft.com/office/word/2010/wordprocessingGroup" xmlns:wpi="http://schemas.microsoft.com/office/word/2010/wordprocessingInk" xmlns:wne="http://schemas.microsoft.com/office/word/2006/wordml" xmlns:wps="http://schemas.microsoft.com/office/word/2010/wordprocessingShape" mc:Ignorable="w14 w15 w16se w16cid w16 w16cex w16sdtdh wp14">
+<w:endnotes xmlns:wpc="http://schemas.microsoft.com/office/word/2010/wordprocessingCanvas" xmlns:cx="http://schemas.microsoft.com/office/drawing/2014/chartex" xmlns:cx1="http://schemas.microsoft.com/office/drawing/2015/9/8/chartex" xmlns:cx2="http://schemas.microsoft.com/office/drawing/2015/10/21/chartex" xmlns:cx3="http://schemas.microsoft.com/office/drawing/2016/5/9/chartex" xmlns:cx4="http://schemas.microsoft.com/office/drawing/2016/5/10/chartex" xmlns:cx5="http://schemas.microsoft.com/office/drawing/2016/5/11/chartex" xmlns:cx6="http://schemas.microsoft.com/office/drawing/2016/5/12/chartex" xmlns:cx7="http://schemas.microsoft.com/office/drawing/2016/5/13/chartex" xmlns:cx8="http://schemas.microsoft.com/office/drawing/2016/5/14/chartex" xmlns:mc="http://schemas.openxmlformats.org/markup-compatibility/2006" xmlns:aink="http://schemas.microsoft.com/office/drawing/2016/ink" xmlns:am3d="http://schemas.microsoft.com/office/drawing/2017/model3d" xmlns:o="urn:schemas-microsoft-com:office:office" xmlns:oel="http://schemas.microsoft.com/office/2019/extlst" xmlns:r="http://schemas.openxmlformats.org/officeDocument/2006/relationships" xmlns:m="http://schemas.openxmlformats.org/officeDocument/2006/math" xmlns:v="urn:schemas-microsoft-com:vml" xmlns:wp14="http://schemas.microsoft.com/office/word/2010/wordprocessingDrawing" xmlns:wp="http://schemas.openxmlformats.org/drawingml/2006/wordprocessingDrawing" xmlns:w10="urn:schemas-microsoft-com:office:word" xmlns:w="http://schemas.openxmlformats.org/wordprocessingml/2006/main" xmlns:w14="http://schemas.microsoft.com/office/word/2010/wordml" xmlns:w15="http://schemas.microsoft.com/office/word/2012/wordml" xmlns:w16cex="http://schemas.microsoft.com/office/word/2018/wordml/cex" xmlns:w16cid="http://schemas.microsoft.com/office/word/2016/wordml/cid" xmlns:w16="http://schemas.microsoft.com/office/word/2018/wordml" xmlns:w16du="http://schemas.microsoft.com/office/word/2023/wordml/word16du" xmlns:w16sdtdh="http://schemas.microsoft.com/office/word/2020/wordml/sdtdatahash" xmlns:w16sdtfl="http://schemas.microsoft.com/office/word/2024/wordml/sdtformatlock" xmlns:w16se="http://schemas.microsoft.com/office/word/2015/wordml/symex" xmlns:wpg="http://schemas.microsoft.com/office/word/2010/wordprocessingGroup" xmlns:wpi="http://schemas.microsoft.com/office/word/2010/wordprocessingInk" xmlns:wne="http://schemas.microsoft.com/office/word/2006/wordml" xmlns:wps="http://schemas.microsoft.com/office/word/2010/wordprocessingShape" mc:Ignorable="w14 w15 w16se w16cid w16 w16cex w16sdtdh w16sdtfl w16du wp14">
   <w:endnote w:type="separator" w:id="-1">
     <w:p>
       <w:r>
@@ -1140,7 +1074,7 @@
 </file>
 
 <file path=word/footnotes.xml><?xml version="1.0" encoding="utf-8"?>
-<w:footnotes xmlns:wpc="http://schemas.microsoft.com/office/word/2010/wordprocessingCanvas" xmlns:cx="http://schemas.microsoft.com/office/drawing/2014/chartex" xmlns:cx1="http://schemas.microsoft.com/office/drawing/2015/9/8/chartex" xmlns:cx2="http://schemas.microsoft.com/office/drawing/2015/10/21/chartex" xmlns:cx3="http://schemas.microsoft.com/office/drawing/2016/5/9/chartex" xmlns:cx4="http://schemas.microsoft.com/office/drawing/2016/5/10/chartex" xmlns:cx5="http://schemas.microsoft.com/office/drawing/2016/5/11/chartex" xmlns:cx6="http://schemas.microsoft.com/office/drawing/2016/5/12/chartex" xmlns:cx7="http://schemas.microsoft.com/office/drawing/2016/5/13/chartex" xmlns:cx8="http://schemas.microsoft.com/office/drawing/2016/5/14/chartex" xmlns:mc="http://schemas.openxmlformats.org/markup-compatibility/2006" xmlns:aink="http://schemas.microsoft.com/office/drawing/2016/ink" xmlns:am3d="http://schemas.microsoft.com/office/drawing/2017/model3d" xmlns:o="urn:schemas-microsoft-com:office:office" xmlns:oel="http://schemas.microsoft.com/office/2019/extlst" xmlns:r="http://schemas.openxmlformats.org/officeDocument/2006/relationships" xmlns:m="http://schemas.openxmlformats.org/officeDocument/2006/math" xmlns:v="urn:schemas-microsoft-com:vml" xmlns:wp14="http://schemas.microsoft.com/office/word/2010/wordprocessingDrawing" xmlns:wp="http://schemas.openxmlformats.org/drawingml/2006/wordprocessingDrawing" xmlns:w10="urn:schemas-microsoft-com:office:word" xmlns:w="http://schemas.openxmlformats.org/wordprocessingml/2006/main" xmlns:w14="http://schemas.microsoft.com/office/word/2010/wordml" xmlns:w15="http://schemas.microsoft.com/office/word/2012/wordml" xmlns:w16cex="http://schemas.microsoft.com/office/word/2018/wordml/cex" xmlns:w16cid="http://schemas.microsoft.com/office/word/2016/wordml/cid" xmlns:w16="http://schemas.microsoft.com/office/word/2018/wordml" xmlns:w16sdtdh="http://schemas.microsoft.com/office/word/2020/wordml/sdtdatahash" xmlns:w16se="http://schemas.microsoft.com/office/word/2015/wordml/symex" xmlns:wpg="http://schemas.microsoft.com/office/word/2010/wordprocessingGroup" xmlns:wpi="http://schemas.microsoft.com/office/word/2010/wordprocessingInk" xmlns:wne="http://schemas.microsoft.com/office/word/2006/wordml" xmlns:wps="http://schemas.microsoft.com/office/word/2010/wordprocessingShape" mc:Ignorable="w14 w15 w16se w16cid w16 w16cex w16sdtdh wp14">
+<w:footnotes xmlns:wpc="http://schemas.microsoft.com/office/word/2010/wordprocessingCanvas" xmlns:cx="http://schemas.microsoft.com/office/drawing/2014/chartex" xmlns:cx1="http://schemas.microsoft.com/office/drawing/2015/9/8/chartex" xmlns:cx2="http://schemas.microsoft.com/office/drawing/2015/10/21/chartex" xmlns:cx3="http://schemas.microsoft.com/office/drawing/2016/5/9/chartex" xmlns:cx4="http://schemas.microsoft.com/office/drawing/2016/5/10/chartex" xmlns:cx5="http://schemas.microsoft.com/office/drawing/2016/5/11/chartex" xmlns:cx6="http://schemas.microsoft.com/office/drawing/2016/5/12/chartex" xmlns:cx7="http://schemas.microsoft.com/office/drawing/2016/5/13/chartex" xmlns:cx8="http://schemas.microsoft.com/office/drawing/2016/5/14/chartex" xmlns:mc="http://schemas.openxmlformats.org/markup-compatibility/2006" xmlns:aink="http://schemas.microsoft.com/office/drawing/2016/ink" xmlns:am3d="http://schemas.microsoft.com/office/drawing/2017/model3d" xmlns:o="urn:schemas-microsoft-com:office:office" xmlns:oel="http://schemas.microsoft.com/office/2019/extlst" xmlns:r="http://schemas.openxmlformats.org/officeDocument/2006/relationships" xmlns:m="http://schemas.openxmlformats.org/officeDocument/2006/math" xmlns:v="urn:schemas-microsoft-com:vml" xmlns:wp14="http://schemas.microsoft.com/office/word/2010/wordprocessingDrawing" xmlns:wp="http://schemas.openxmlformats.org/drawingml/2006/wordprocessingDrawing" xmlns:w10="urn:schemas-microsoft-com:office:word" xmlns:w="http://schemas.openxmlformats.org/wordprocessingml/2006/main" xmlns:w14="http://schemas.microsoft.com/office/word/2010/wordml" xmlns:w15="http://schemas.microsoft.com/office/word/2012/wordml" xmlns:w16cex="http://schemas.microsoft.com/office/word/2018/wordml/cex" xmlns:w16cid="http://schemas.microsoft.com/office/word/2016/wordml/cid" xmlns:w16="http://schemas.microsoft.com/office/word/2018/wordml" xmlns:w16du="http://schemas.microsoft.com/office/word/2023/wordml/word16du" xmlns:w16sdtdh="http://schemas.microsoft.com/office/word/2020/wordml/sdtdatahash" xmlns:w16sdtfl="http://schemas.microsoft.com/office/word/2024/wordml/sdtformatlock" xmlns:w16se="http://schemas.microsoft.com/office/word/2015/wordml/symex" xmlns:wpg="http://schemas.microsoft.com/office/word/2010/wordprocessingGroup" xmlns:wpi="http://schemas.microsoft.com/office/word/2010/wordprocessingInk" xmlns:wne="http://schemas.microsoft.com/office/word/2006/wordml" xmlns:wps="http://schemas.microsoft.com/office/word/2010/wordprocessingShape" mc:Ignorable="w14 w15 w16se w16cid w16 w16cex w16sdtdh w16sdtfl w16du wp14">
   <w:footnote w:type="separator" w:id="-1">
     <w:p>
       <w:r>
@@ -1159,7 +1093,7 @@
 </file>
 
 <file path=word/header1.xml><?xml version="1.0" encoding="utf-8"?>
-<w:hdr xmlns:wpc="http://schemas.microsoft.com/office/word/2010/wordprocessingCanvas" xmlns:cx="http://schemas.microsoft.com/office/drawing/2014/chartex" xmlns:cx1="http://schemas.microsoft.com/office/drawing/2015/9/8/chartex" xmlns:cx2="http://schemas.microsoft.com/office/drawing/2015/10/21/chartex" xmlns:cx3="http://schemas.microsoft.com/office/drawing/2016/5/9/chartex" xmlns:cx4="http://schemas.microsoft.com/office/drawing/2016/5/10/chartex" xmlns:cx5="http://schemas.microsoft.com/office/drawing/2016/5/11/chartex" xmlns:cx6="http://schemas.microsoft.com/office/drawing/2016/5/12/chartex" xmlns:cx7="http://schemas.microsoft.com/office/drawing/2016/5/13/chartex" xmlns:cx8="http://schemas.microsoft.com/office/drawing/2016/5/14/chartex" xmlns:mc="http://schemas.openxmlformats.org/markup-compatibility/2006" xmlns:aink="http://schemas.microsoft.com/office/drawing/2016/ink" xmlns:am3d="http://schemas.microsoft.com/office/drawing/2017/model3d" xmlns:o="urn:schemas-microsoft-com:office:office" xmlns:oel="http://schemas.microsoft.com/office/2019/extlst" xmlns:r="http://schemas.openxmlformats.org/officeDocument/2006/relationships" xmlns:m="http://schemas.openxmlformats.org/officeDocument/2006/math" xmlns:v="urn:schemas-microsoft-com:vml" xmlns:wp14="http://schemas.microsoft.com/office/word/2010/wordprocessingDrawing" xmlns:wp="http://schemas.openxmlformats.org/drawingml/2006/wordprocessingDrawing" xmlns:w10="urn:schemas-microsoft-com:office:word" xmlns:w="http://schemas.openxmlformats.org/wordprocessingml/2006/main" xmlns:w14="http://schemas.microsoft.com/office/word/2010/wordml" xmlns:w15="http://schemas.microsoft.com/office/word/2012/wordml" xmlns:w16cex="http://schemas.microsoft.com/office/word/2018/wordml/cex" xmlns:w16cid="http://schemas.microsoft.com/office/word/2016/wordml/cid" xmlns:w16="http://schemas.microsoft.com/office/word/2018/wordml" xmlns:w16sdtdh="http://schemas.microsoft.com/office/word/2020/wordml/sdtdatahash" xmlns:w16se="http://schemas.microsoft.com/office/word/2015/wordml/symex" xmlns:wpg="http://schemas.microsoft.com/office/word/2010/wordprocessingGroup" xmlns:wpi="http://schemas.microsoft.com/office/word/2010/wordprocessingInk" xmlns:wne="http://schemas.microsoft.com/office/word/2006/wordml" xmlns:wps="http://schemas.microsoft.com/office/word/2010/wordprocessingShape" mc:Ignorable="w14 w15 w16se w16cid w16 w16cex w16sdtdh wp14">
+<w:hdr xmlns:wpc="http://schemas.microsoft.com/office/word/2010/wordprocessingCanvas" xmlns:cx="http://schemas.microsoft.com/office/drawing/2014/chartex" xmlns:cx1="http://schemas.microsoft.com/office/drawing/2015/9/8/chartex" xmlns:cx2="http://schemas.microsoft.com/office/drawing/2015/10/21/chartex" xmlns:cx3="http://schemas.microsoft.com/office/drawing/2016/5/9/chartex" xmlns:cx4="http://schemas.microsoft.com/office/drawing/2016/5/10/chartex" xmlns:cx5="http://schemas.microsoft.com/office/drawing/2016/5/11/chartex" xmlns:cx6="http://schemas.microsoft.com/office/drawing/2016/5/12/chartex" xmlns:cx7="http://schemas.microsoft.com/office/drawing/2016/5/13/chartex" xmlns:cx8="http://schemas.microsoft.com/office/drawing/2016/5/14/chartex" xmlns:mc="http://schemas.openxmlformats.org/markup-compatibility/2006" xmlns:aink="http://schemas.microsoft.com/office/drawing/2016/ink" xmlns:am3d="http://schemas.microsoft.com/office/drawing/2017/model3d" xmlns:o="urn:schemas-microsoft-com:office:office" xmlns:oel="http://schemas.microsoft.com/office/2019/extlst" xmlns:r="http://schemas.openxmlformats.org/officeDocument/2006/relationships" xmlns:m="http://schemas.openxmlformats.org/officeDocument/2006/math" xmlns:v="urn:schemas-microsoft-com:vml" xmlns:wp14="http://schemas.microsoft.com/office/word/2010/wordprocessingDrawing" xmlns:wp="http://schemas.openxmlformats.org/drawingml/2006/wordprocessingDrawing" xmlns:w10="urn:schemas-microsoft-com:office:word" xmlns:w="http://schemas.openxmlformats.org/wordprocessingml/2006/main" xmlns:w14="http://schemas.microsoft.com/office/word/2010/wordml" xmlns:w15="http://schemas.microsoft.com/office/word/2012/wordml" xmlns:w16cex="http://schemas.microsoft.com/office/word/2018/wordml/cex" xmlns:w16cid="http://schemas.microsoft.com/office/word/2016/wordml/cid" xmlns:w16="http://schemas.microsoft.com/office/word/2018/wordml" xmlns:w16du="http://schemas.microsoft.com/office/word/2023/wordml/word16du" xmlns:w16sdtdh="http://schemas.microsoft.com/office/word/2020/wordml/sdtdatahash" xmlns:w16sdtfl="http://schemas.microsoft.com/office/word/2024/wordml/sdtformatlock" xmlns:w16se="http://schemas.microsoft.com/office/word/2015/wordml/symex" xmlns:wpg="http://schemas.microsoft.com/office/word/2010/wordprocessingGroup" xmlns:wpi="http://schemas.microsoft.com/office/word/2010/wordprocessingInk" xmlns:wne="http://schemas.microsoft.com/office/word/2006/wordml" xmlns:wps="http://schemas.microsoft.com/office/word/2010/wordprocessingShape" mc:Ignorable="w14 w15 w16se w16cid w16 w16cex w16sdtdh w16sdtfl w16du wp14">
   <w:p>
     <w:pPr>
       <w:pStyle w:val="Header"/>
@@ -1193,7 +1127,7 @@
 </file>
 
 <file path=word/numbering.xml><?xml version="1.0" encoding="utf-8"?>
-<w:numbering xmlns:wpc="http://schemas.microsoft.com/office/word/2010/wordprocessingCanvas" xmlns:cx="http://schemas.microsoft.com/office/drawing/2014/chartex" xmlns:cx1="http://schemas.microsoft.com/office/drawing/2015/9/8/chartex" xmlns:cx2="http://schemas.microsoft.com/office/drawing/2015/10/21/chartex" xmlns:cx3="http://schemas.microsoft.com/office/drawing/2016/5/9/chartex" xmlns:cx4="http://schemas.microsoft.com/office/drawing/2016/5/10/chartex" xmlns:cx5="http://schemas.microsoft.com/office/drawing/2016/5/11/chartex" xmlns:cx6="http://schemas.microsoft.com/office/drawing/2016/5/12/chartex" xmlns:cx7="http://schemas.microsoft.com/office/drawing/2016/5/13/chartex" xmlns:cx8="http://schemas.microsoft.com/office/drawing/2016/5/14/chartex" xmlns:mc="http://schemas.openxmlformats.org/markup-compatibility/2006" xmlns:aink="http://schemas.microsoft.com/office/drawing/2016/ink" xmlns:am3d="http://schemas.microsoft.com/office/drawing/2017/model3d" xmlns:o="urn:schemas-microsoft-com:office:office" xmlns:oel="http://schemas.microsoft.com/office/2019/extlst" xmlns:r="http://schemas.openxmlformats.org/officeDocument/2006/relationships" xmlns:m="http://schemas.openxmlformats.org/officeDocument/2006/math" xmlns:v="urn:schemas-microsoft-com:vml" xmlns:wp14="http://schemas.microsoft.com/office/word/2010/wordprocessingDrawing" xmlns:wp="http://schemas.openxmlformats.org/drawingml/2006/wordprocessingDrawing" xmlns:w10="urn:schemas-microsoft-com:office:word" xmlns:w="http://schemas.openxmlformats.org/wordprocessingml/2006/main" xmlns:w14="http://schemas.microsoft.com/office/word/2010/wordml" xmlns:w15="http://schemas.microsoft.com/office/word/2012/wordml" xmlns:w16cex="http://schemas.microsoft.com/office/word/2018/wordml/cex" xmlns:w16cid="http://schemas.microsoft.com/office/word/2016/wordml/cid" xmlns:w16="http://schemas.microsoft.com/office/word/2018/wordml" xmlns:w16sdtdh="http://schemas.microsoft.com/office/word/2020/wordml/sdtdatahash" xmlns:w16se="http://schemas.microsoft.com/office/word/2015/wordml/symex" xmlns:wpg="http://schemas.microsoft.com/office/word/2010/wordprocessingGroup" xmlns:wpi="http://schemas.microsoft.com/office/word/2010/wordprocessingInk" xmlns:wne="http://schemas.microsoft.com/office/word/2006/wordml" xmlns:wps="http://schemas.microsoft.com/office/word/2010/wordprocessingShape" mc:Ignorable="w14 w15 w16se w16cid w16 w16cex w16sdtdh wp14">
+<w:numbering xmlns:wpc="http://schemas.microsoft.com/office/word/2010/wordprocessingCanvas" xmlns:cx="http://schemas.microsoft.com/office/drawing/2014/chartex" xmlns:cx1="http://schemas.microsoft.com/office/drawing/2015/9/8/chartex" xmlns:cx2="http://schemas.microsoft.com/office/drawing/2015/10/21/chartex" xmlns:cx3="http://schemas.microsoft.com/office/drawing/2016/5/9/chartex" xmlns:cx4="http://schemas.microsoft.com/office/drawing/2016/5/10/chartex" xmlns:cx5="http://schemas.microsoft.com/office/drawing/2016/5/11/chartex" xmlns:cx6="http://schemas.microsoft.com/office/drawing/2016/5/12/chartex" xmlns:cx7="http://schemas.microsoft.com/office/drawing/2016/5/13/chartex" xmlns:cx8="http://schemas.microsoft.com/office/drawing/2016/5/14/chartex" xmlns:mc="http://schemas.openxmlformats.org/markup-compatibility/2006" xmlns:aink="http://schemas.microsoft.com/office/drawing/2016/ink" xmlns:am3d="http://schemas.microsoft.com/office/drawing/2017/model3d" xmlns:o="urn:schemas-microsoft-com:office:office" xmlns:oel="http://schemas.microsoft.com/office/2019/extlst" xmlns:r="http://schemas.openxmlformats.org/officeDocument/2006/relationships" xmlns:m="http://schemas.openxmlformats.org/officeDocument/2006/math" xmlns:v="urn:schemas-microsoft-com:vml" xmlns:wp14="http://schemas.microsoft.com/office/word/2010/wordprocessingDrawing" xmlns:wp="http://schemas.openxmlformats.org/drawingml/2006/wordprocessingDrawing" xmlns:w10="urn:schemas-microsoft-com:office:word" xmlns:w="http://schemas.openxmlformats.org/wordprocessingml/2006/main" xmlns:w14="http://schemas.microsoft.com/office/word/2010/wordml" xmlns:w15="http://schemas.microsoft.com/office/word/2012/wordml" xmlns:w16cex="http://schemas.microsoft.com/office/word/2018/wordml/cex" xmlns:w16cid="http://schemas.microsoft.com/office/word/2016/wordml/cid" xmlns:w16="http://schemas.microsoft.com/office/word/2018/wordml" xmlns:w16du="http://schemas.microsoft.com/office/word/2023/wordml/word16du" xmlns:w16sdtdh="http://schemas.microsoft.com/office/word/2020/wordml/sdtdatahash" xmlns:w16sdtfl="http://schemas.microsoft.com/office/word/2024/wordml/sdtformatlock" xmlns:w16se="http://schemas.microsoft.com/office/word/2015/wordml/symex" xmlns:wpg="http://schemas.microsoft.com/office/word/2010/wordprocessingGroup" xmlns:wpi="http://schemas.microsoft.com/office/word/2010/wordprocessingInk" xmlns:wne="http://schemas.microsoft.com/office/word/2006/wordml" xmlns:wps="http://schemas.microsoft.com/office/word/2010/wordprocessingShape" mc:Ignorable="w14 w15 w16se w16cid w16 w16cex w16sdtdh w16sdtfl w16du wp14">
   <w:abstractNum w:abstractNumId="0" w15:restartNumberingAfterBreak="0">
     <w:nsid w:val="02203EEE"/>
     <w:multiLevelType w:val="hybridMultilevel"/>
@@ -1830,29 +1764,29 @@
       </w:pPr>
     </w:lvl>
   </w:abstractNum>
-  <w:num w:numId="1" w16cid:durableId="2085376724">
+  <w:num w:numId="1" w16cid:durableId="1691494719">
     <w:abstractNumId w:val="3"/>
   </w:num>
-  <w:num w:numId="2" w16cid:durableId="1211922966">
+  <w:num w:numId="2" w16cid:durableId="432166651">
     <w:abstractNumId w:val="0"/>
   </w:num>
-  <w:num w:numId="3" w16cid:durableId="2035382765">
+  <w:num w:numId="3" w16cid:durableId="747767238">
     <w:abstractNumId w:val="5"/>
   </w:num>
-  <w:num w:numId="4" w16cid:durableId="1088770953">
+  <w:num w:numId="4" w16cid:durableId="741680807">
     <w:abstractNumId w:val="1"/>
   </w:num>
-  <w:num w:numId="5" w16cid:durableId="1765491733">
+  <w:num w:numId="5" w16cid:durableId="318077332">
     <w:abstractNumId w:val="2"/>
   </w:num>
-  <w:num w:numId="6" w16cid:durableId="616378911">
+  <w:num w:numId="6" w16cid:durableId="2134785082">
     <w:abstractNumId w:val="4"/>
   </w:num>
 </w:numbering>
 </file>
 
 <file path=word/styles.xml><?xml version="1.0" encoding="utf-8"?>
-<w:styles xmlns:mc="http://schemas.openxmlformats.org/markup-compatibility/2006" xmlns:r="http://schemas.openxmlformats.org/officeDocument/2006/relationships" xmlns:w="http://schemas.openxmlformats.org/wordprocessingml/2006/main" xmlns:w14="http://schemas.microsoft.com/office/word/2010/wordml" xmlns:w15="http://schemas.microsoft.com/office/word/2012/wordml" xmlns:w16cex="http://schemas.microsoft.com/office/word/2018/wordml/cex" xmlns:w16cid="http://schemas.microsoft.com/office/word/2016/wordml/cid" xmlns:w16="http://schemas.microsoft.com/office/word/2018/wordml" xmlns:w16sdtdh="http://schemas.microsoft.com/office/word/2020/wordml/sdtdatahash" xmlns:w16se="http://schemas.microsoft.com/office/word/2015/wordml/symex" mc:Ignorable="w14 w15 w16se w16cid w16 w16cex w16sdtdh">
+<w:styles xmlns:mc="http://schemas.openxmlformats.org/markup-compatibility/2006" xmlns:r="http://schemas.openxmlformats.org/officeDocument/2006/relationships" xmlns:w="http://schemas.openxmlformats.org/wordprocessingml/2006/main" xmlns:w14="http://schemas.microsoft.com/office/word/2010/wordml" xmlns:w15="http://schemas.microsoft.com/office/word/2012/wordml" xmlns:w16cex="http://schemas.microsoft.com/office/word/2018/wordml/cex" xmlns:w16cid="http://schemas.microsoft.com/office/word/2016/wordml/cid" xmlns:w16="http://schemas.microsoft.com/office/word/2018/wordml" xmlns:w16du="http://schemas.microsoft.com/office/word/2023/wordml/word16du" xmlns:w16sdtdh="http://schemas.microsoft.com/office/word/2020/wordml/sdtdatahash" xmlns:w16sdtfl="http://schemas.microsoft.com/office/word/2024/wordml/sdtformatlock" xmlns:w16se="http://schemas.microsoft.com/office/word/2015/wordml/symex" mc:Ignorable="w14 w15 w16se w16cid w16 w16cex w16sdtdh w16sdtfl w16du">
   <w:docDefaults>
     <w:rPrDefault>
       <w:rPr>
@@ -1873,6 +1807,7 @@
     <w:lsdException w:name="heading 7" w:semiHidden="1" w:unhideWhenUsed="1" w:qFormat="1"/>
     <w:lsdException w:name="heading 8" w:semiHidden="1" w:unhideWhenUsed="1" w:qFormat="1"/>
     <w:lsdException w:name="heading 9" w:semiHidden="1" w:unhideWhenUsed="1" w:qFormat="1"/>
+    <w:lsdException w:name="header" w:uiPriority="99"/>
     <w:lsdException w:name="caption" w:semiHidden="1" w:unhideWhenUsed="1" w:qFormat="1"/>
     <w:lsdException w:name="Title" w:qFormat="1"/>
     <w:lsdException w:name="Subtitle" w:qFormat="1"/>
@@ -2212,6 +2147,8 @@
   <w:style w:type="paragraph" w:styleId="Header">
     <w:name w:val="header"/>
     <w:basedOn w:val="Normal"/>
+    <w:link w:val="HeaderChar"/>
+    <w:uiPriority w:val="99"/>
     <w:pPr>
       <w:tabs>
         <w:tab w:val="center" w:pos="4320"/>
@@ -2300,6 +2237,7 @@
   </w:style>
   <w:style w:type="character" w:customStyle="1" w:styleId="CommentSubjectChar">
     <w:name w:val="Comment Subject Char"/>
+    <w:basedOn w:val="CommentTextChar"/>
     <w:link w:val="CommentSubject"/>
     <w:rsid w:val="000E6445"/>
     <w:rPr>
@@ -2341,6 +2279,17 @@
       <w:u w:val="single"/>
     </w:rPr>
   </w:style>
+  <w:style w:type="character" w:customStyle="1" w:styleId="HeaderChar">
+    <w:name w:val="Header Char"/>
+    <w:link w:val="Header"/>
+    <w:uiPriority w:val="99"/>
+    <w:rsid w:val="0023697C"/>
+    <w:rPr>
+      <w:rFonts w:ascii="Dutch801 Rm BT" w:hAnsi="Dutch801 Rm BT"/>
+      <w:sz w:val="24"/>
+      <w:szCs w:val="24"/>
+    </w:rPr>
+  </w:style>
 </w:styles>
 </file>
 
@@ -2355,39 +2304,39 @@
         <a:sysClr val="window" lastClr="FFFFFF"/>
       </a:lt1>
       <a:dk2>
-        <a:srgbClr val="44546A"/>
+        <a:srgbClr val="0E2841"/>
       </a:dk2>
       <a:lt2>
-        <a:srgbClr val="E7E6E6"/>
+        <a:srgbClr val="E8E8E8"/>
       </a:lt2>
       <a:accent1>
-        <a:srgbClr val="4472C4"/>
+        <a:srgbClr val="156082"/>
       </a:accent1>
       <a:accent2>
-        <a:srgbClr val="ED7D31"/>
+        <a:srgbClr val="E97132"/>
       </a:accent2>
       <a:accent3>
-        <a:srgbClr val="A5A5A5"/>
+        <a:srgbClr val="196B24"/>
       </a:accent3>
       <a:accent4>
-        <a:srgbClr val="FFC000"/>
+        <a:srgbClr val="0F9ED5"/>
       </a:accent4>
       <a:accent5>
-        <a:srgbClr val="5B9BD5"/>
+        <a:srgbClr val="A02B93"/>
       </a:accent5>
       <a:accent6>
-        <a:srgbClr val="70AD47"/>
+        <a:srgbClr val="4EA72E"/>
       </a:accent6>
       <a:hlink>
-        <a:srgbClr val="0563C1"/>
+        <a:srgbClr val="467886"/>
       </a:hlink>
       <a:folHlink>
-        <a:srgbClr val="954F72"/>
+        <a:srgbClr val="96607D"/>
       </a:folHlink>
     </a:clrScheme>
     <a:fontScheme name="Office">
       <a:majorFont>
-        <a:latin typeface="Calibri Light" panose="020F0302020204030204"/>
+        <a:latin typeface="Aptos Display" panose="02110004020202020204"/>
         <a:ea typeface=""/>
         <a:cs typeface=""/>
         <a:font script="Jpan" typeface="游ゴシック Light"/>
@@ -2439,7 +2388,7 @@
         <a:font script="Tfng" typeface="Ebrima"/>
       </a:majorFont>
       <a:minorFont>
-        <a:latin typeface="Calibri" panose="020F0502020204030204"/>
+        <a:latin typeface="Aptos" panose="02110004020202020204"/>
         <a:ea typeface=""/>
         <a:cs typeface=""/>
         <a:font script="Jpan" typeface="游明朝"/>
@@ -2550,13 +2499,6 @@
         </a:gradFill>
       </a:fillStyleLst>
       <a:lnStyleLst>
-        <a:ln w="6350" cap="flat" cmpd="sng" algn="ctr">
-          <a:solidFill>
-            <a:schemeClr val="phClr"/>
-          </a:solidFill>
-          <a:prstDash val="solid"/>
-          <a:miter lim="800000"/>
-        </a:ln>
         <a:ln w="12700" cap="flat" cmpd="sng" algn="ctr">
           <a:solidFill>
             <a:schemeClr val="phClr"/>
@@ -2565,6 +2507,13 @@
           <a:miter lim="800000"/>
         </a:ln>
         <a:ln w="19050" cap="flat" cmpd="sng" algn="ctr">
+          <a:solidFill>
+            <a:schemeClr val="phClr"/>
+          </a:solidFill>
+          <a:prstDash val="solid"/>
+          <a:miter lim="800000"/>
+        </a:ln>
+        <a:ln w="25400" cap="flat" cmpd="sng" algn="ctr">
           <a:solidFill>
             <a:schemeClr val="phClr"/>
           </a:solidFill>
@@ -2629,11 +2578,31 @@
       </a:bgFillStyleLst>
     </a:fmtScheme>
   </a:themeElements>
-  <a:objectDefaults/>
+  <a:objectDefaults>
+    <a:lnDef>
+      <a:spPr/>
+      <a:bodyPr/>
+      <a:lstStyle/>
+      <a:style>
+        <a:lnRef idx="2">
+          <a:schemeClr val="accent1"/>
+        </a:lnRef>
+        <a:fillRef idx="0">
+          <a:schemeClr val="accent1"/>
+        </a:fillRef>
+        <a:effectRef idx="1">
+          <a:schemeClr val="accent1"/>
+        </a:effectRef>
+        <a:fontRef idx="minor">
+          <a:schemeClr val="tx1"/>
+        </a:fontRef>
+      </a:style>
+    </a:lnDef>
+  </a:objectDefaults>
   <a:extraClrSchemeLst/>
   <a:extLst>
     <a:ext uri="{05A4C25C-085E-4340-85A3-A5531E510DB2}">
-      <thm15:themeFamily xmlns:thm15="http://schemas.microsoft.com/office/thememl/2012/main" name="Office Theme" id="{62F939B6-93AF-4DB8-9C6B-D6C7DFDC589F}" vid="{4A3C46E8-61CC-4603-A589-7422A47A8E4A}"/>
+      <thm15:themeFamily xmlns:thm15="http://schemas.microsoft.com/office/thememl/2012/main" name="Office Theme" id="{2E142A2C-CD16-42D6-873A-C26D2A0506FA}" vid="{1BDDFF52-6CD6-40A5-AB3C-68EB2F1E4D0A}"/>
     </a:ext>
   </a:extLst>
 </a:theme>

--- a/project/documents/letters/ffSndItmsToAssoc.docx
+++ b/project/documents/letters/ffSndItmsToAssoc.docx
@@ -35,7 +35,25 @@
           <w:sz w:val="22"/>
           <w:szCs w:val="22"/>
         </w:rPr>
-        <w:t>&lt;&lt;currentDate&gt;&gt;</w:t>
+        <w:t>&lt;&lt;</w:t>
+      </w:r>
+      <w:proofErr w:type="spellStart"/>
+      <w:r>
+        <w:rPr>
+          <w:rFonts w:ascii="Times New Roman" w:hAnsi="Times New Roman"/>
+          <w:sz w:val="22"/>
+          <w:szCs w:val="22"/>
+        </w:rPr>
+        <w:t>currentDate</w:t>
+      </w:r>
+      <w:proofErr w:type="spellEnd"/>
+      <w:r>
+        <w:rPr>
+          <w:rFonts w:ascii="Times New Roman" w:hAnsi="Times New Roman"/>
+          <w:sz w:val="22"/>
+          <w:szCs w:val="22"/>
+        </w:rPr>
+        <w:t>&gt;&gt;</w:t>
       </w:r>
     </w:p>
     <w:p>
@@ -78,6 +96,7 @@
               </w:rPr>
               <w:t>&lt;&lt;</w:t>
             </w:r>
+            <w:proofErr w:type="spellStart"/>
             <w:r>
               <w:rPr>
                 <w:rFonts w:ascii="Times New Roman" w:hAnsi="Times New Roman"/>
@@ -92,7 +111,16 @@
                 <w:sz w:val="22"/>
                 <w:szCs w:val="22"/>
               </w:rPr>
-              <w:t>ecipient&gt;&gt;</w:t>
+              <w:t>ecipient</w:t>
+            </w:r>
+            <w:proofErr w:type="spellEnd"/>
+            <w:r>
+              <w:rPr>
+                <w:rFonts w:ascii="Times New Roman" w:hAnsi="Times New Roman"/>
+                <w:sz w:val="22"/>
+                <w:szCs w:val="22"/>
+              </w:rPr>
+              <w:t>&gt;&gt;</w:t>
             </w:r>
           </w:p>
           <w:p>
@@ -111,6 +139,7 @@
               </w:rPr>
               <w:t>&lt;&lt;</w:t>
             </w:r>
+            <w:proofErr w:type="spellStart"/>
             <w:r>
               <w:rPr>
                 <w:rFonts w:ascii="Times New Roman" w:hAnsi="Times New Roman"/>
@@ -133,7 +162,16 @@
                 <w:sz w:val="22"/>
                 <w:szCs w:val="22"/>
               </w:rPr>
-              <w:t>Title&gt;&gt;</w:t>
+              <w:t>Title</w:t>
+            </w:r>
+            <w:proofErr w:type="spellEnd"/>
+            <w:r>
+              <w:rPr>
+                <w:rFonts w:ascii="Times New Roman" w:hAnsi="Times New Roman"/>
+                <w:sz w:val="22"/>
+                <w:szCs w:val="22"/>
+              </w:rPr>
+              <w:t>&gt;&gt;</w:t>
             </w:r>
           </w:p>
           <w:p>
@@ -152,6 +190,7 @@
               </w:rPr>
               <w:t>&lt;&lt;</w:t>
             </w:r>
+            <w:proofErr w:type="spellStart"/>
             <w:r>
               <w:rPr>
                 <w:rFonts w:ascii="Times New Roman" w:hAnsi="Times New Roman"/>
@@ -166,7 +205,16 @@
                 <w:sz w:val="22"/>
                 <w:szCs w:val="22"/>
               </w:rPr>
-              <w:t>rgName&gt;&gt;</w:t>
+              <w:t>rgName</w:t>
+            </w:r>
+            <w:proofErr w:type="spellEnd"/>
+            <w:r>
+              <w:rPr>
+                <w:rFonts w:ascii="Times New Roman" w:hAnsi="Times New Roman"/>
+                <w:sz w:val="22"/>
+                <w:szCs w:val="22"/>
+              </w:rPr>
+              <w:t>&gt;&gt;</w:t>
             </w:r>
           </w:p>
           <w:p>
@@ -185,6 +233,7 @@
               </w:rPr>
               <w:t>&lt;&lt;</w:t>
             </w:r>
+            <w:proofErr w:type="spellStart"/>
             <w:r>
               <w:rPr>
                 <w:rFonts w:ascii="Times New Roman" w:hAnsi="Times New Roman"/>
@@ -199,7 +248,16 @@
                 <w:sz w:val="22"/>
                 <w:szCs w:val="22"/>
               </w:rPr>
-              <w:t>orkAddr&gt;&gt;</w:t>
+              <w:t>orkAddr</w:t>
+            </w:r>
+            <w:proofErr w:type="spellEnd"/>
+            <w:r>
+              <w:rPr>
+                <w:rFonts w:ascii="Times New Roman" w:hAnsi="Times New Roman"/>
+                <w:sz w:val="22"/>
+                <w:szCs w:val="22"/>
+              </w:rPr>
+              <w:t>&gt;&gt;</w:t>
             </w:r>
           </w:p>
           <w:p>
@@ -219,6 +277,7 @@
               </w:rPr>
               <w:t>&lt;&lt;</w:t>
             </w:r>
+            <w:proofErr w:type="spellStart"/>
             <w:r>
               <w:rPr>
                 <w:rFonts w:ascii="Times New Roman" w:hAnsi="Times New Roman"/>
@@ -233,7 +292,16 @@
                 <w:sz w:val="22"/>
                 <w:szCs w:val="22"/>
               </w:rPr>
-              <w:t>CSZ&gt;&gt;</w:t>
+              <w:t>CSZ</w:t>
+            </w:r>
+            <w:proofErr w:type="spellEnd"/>
+            <w:r>
+              <w:rPr>
+                <w:rFonts w:ascii="Times New Roman" w:hAnsi="Times New Roman"/>
+                <w:sz w:val="22"/>
+                <w:szCs w:val="22"/>
+              </w:rPr>
+              <w:t>&gt;&gt;</w:t>
             </w:r>
           </w:p>
         </w:tc>
@@ -271,7 +339,29 @@
                 <w:szCs w:val="22"/>
                 <w:u w:val="none"/>
               </w:rPr>
-              <w:t>&lt;&lt;recipientEmail&gt;&gt;)</w:t>
+              <w:t>&lt;&lt;</w:t>
+            </w:r>
+            <w:proofErr w:type="spellStart"/>
+            <w:r>
+              <w:rPr>
+                <w:rFonts w:ascii="Times New Roman" w:hAnsi="Times New Roman"/>
+                <w:iCs w:val="0"/>
+                <w:sz w:val="22"/>
+                <w:szCs w:val="22"/>
+                <w:u w:val="none"/>
+              </w:rPr>
+              <w:t>recipientEmail</w:t>
+            </w:r>
+            <w:proofErr w:type="spellEnd"/>
+            <w:r>
+              <w:rPr>
+                <w:rFonts w:ascii="Times New Roman" w:hAnsi="Times New Roman"/>
+                <w:iCs w:val="0"/>
+                <w:sz w:val="22"/>
+                <w:szCs w:val="22"/>
+                <w:u w:val="none"/>
+              </w:rPr>
+              <w:t>&gt;&gt;)</w:t>
             </w:r>
           </w:p>
           <w:p>
@@ -463,7 +553,25 @@
           <w:sz w:val="22"/>
           <w:szCs w:val="22"/>
         </w:rPr>
-        <w:t xml:space="preserve">&lt;&lt;matterCountryName&gt;&gt; Application No. </w:t>
+        <w:t>&lt;&lt;</w:t>
+      </w:r>
+      <w:proofErr w:type="spellStart"/>
+      <w:r>
+        <w:rPr>
+          <w:rFonts w:ascii="Times New Roman" w:hAnsi="Times New Roman"/>
+          <w:sz w:val="22"/>
+          <w:szCs w:val="22"/>
+        </w:rPr>
+        <w:t>matterCountryName</w:t>
+      </w:r>
+      <w:proofErr w:type="spellEnd"/>
+      <w:r>
+        <w:rPr>
+          <w:rFonts w:ascii="Times New Roman" w:hAnsi="Times New Roman"/>
+          <w:sz w:val="22"/>
+          <w:szCs w:val="22"/>
+        </w:rPr>
+        <w:t xml:space="preserve">&gt;&gt; Application No. </w:t>
       </w:r>
       <w:r>
         <w:rPr>
@@ -500,7 +608,25 @@
           <w:sz w:val="22"/>
           <w:szCs w:val="22"/>
         </w:rPr>
-        <w:t>&lt;&lt;faAssignee&gt;&gt;</w:t>
+        <w:t>&lt;&lt;</w:t>
+      </w:r>
+      <w:proofErr w:type="spellStart"/>
+      <w:r>
+        <w:rPr>
+          <w:rFonts w:ascii="Times New Roman" w:hAnsi="Times New Roman"/>
+          <w:sz w:val="22"/>
+          <w:szCs w:val="22"/>
+        </w:rPr>
+        <w:t>faAssignee</w:t>
+      </w:r>
+      <w:proofErr w:type="spellEnd"/>
+      <w:r>
+        <w:rPr>
+          <w:rFonts w:ascii="Times New Roman" w:hAnsi="Times New Roman"/>
+          <w:sz w:val="22"/>
+          <w:szCs w:val="22"/>
+        </w:rPr>
+        <w:t>&gt;&gt;</w:t>
       </w:r>
       <w:r>
         <w:rPr>
@@ -632,7 +758,25 @@
           <w:sz w:val="22"/>
           <w:szCs w:val="22"/>
         </w:rPr>
-        <w:t>&lt;&lt;documentName&gt;&gt;</w:t>
+        <w:t>&lt;&lt;</w:t>
+      </w:r>
+      <w:proofErr w:type="spellStart"/>
+      <w:r>
+        <w:rPr>
+          <w:rFonts w:ascii="Times New Roman" w:hAnsi="Times New Roman"/>
+          <w:sz w:val="22"/>
+          <w:szCs w:val="22"/>
+        </w:rPr>
+        <w:t>documentName</w:t>
+      </w:r>
+      <w:proofErr w:type="spellEnd"/>
+      <w:r>
+        <w:rPr>
+          <w:rFonts w:ascii="Times New Roman" w:hAnsi="Times New Roman"/>
+          <w:sz w:val="22"/>
+          <w:szCs w:val="22"/>
+        </w:rPr>
+        <w:t>&gt;&gt;</w:t>
       </w:r>
     </w:p>
     <w:p>
@@ -659,15 +803,25 @@
           <w:sz w:val="22"/>
           <w:szCs w:val="22"/>
         </w:rPr>
-        <w:t>&lt;&lt;cdeadLine&gt;&gt;</w:t>
-      </w:r>
-      <w:r>
-        <w:rPr>
-          <w:rFonts w:ascii="Times New Roman" w:hAnsi="Times New Roman"/>
-          <w:sz w:val="22"/>
-          <w:szCs w:val="22"/>
-        </w:rPr>
-        <w:t xml:space="preserve"> </w:t>
+        <w:t>&lt;&lt;</w:t>
+      </w:r>
+      <w:proofErr w:type="spellStart"/>
+      <w:r>
+        <w:rPr>
+          <w:rFonts w:ascii="Times New Roman" w:hAnsi="Times New Roman"/>
+          <w:sz w:val="22"/>
+          <w:szCs w:val="22"/>
+        </w:rPr>
+        <w:t>cdeadLine</w:t>
+      </w:r>
+      <w:proofErr w:type="spellEnd"/>
+      <w:r>
+        <w:rPr>
+          <w:rFonts w:ascii="Times New Roman" w:hAnsi="Times New Roman"/>
+          <w:sz w:val="22"/>
+          <w:szCs w:val="22"/>
+        </w:rPr>
+        <w:t>&gt;&gt;</w:t>
       </w:r>
       <w:r>
         <w:rPr>
@@ -677,24 +831,75 @@
           <w:szCs w:val="22"/>
           <w:u w:val="single"/>
         </w:rPr>
-        <w:t>&lt;&lt;dueDate&gt;&gt;</w:t>
-      </w:r>
+        <w:t>&lt;&lt;</w:t>
+      </w:r>
+      <w:proofErr w:type="spellStart"/>
       <w:r>
         <w:rPr>
           <w:rFonts w:ascii="Times New Roman" w:hAnsi="Times New Roman"/>
           <w:b/>
           <w:sz w:val="22"/>
           <w:szCs w:val="22"/>
-        </w:rPr>
-        <w:t xml:space="preserve"> </w:t>
-      </w:r>
-      <w:r>
-        <w:rPr>
-          <w:rFonts w:ascii="Times New Roman" w:hAnsi="Times New Roman"/>
-          <w:sz w:val="22"/>
-          <w:szCs w:val="22"/>
-        </w:rPr>
-        <w:t>deadline.  Please confirm safe receipt of this letter and its enclosure</w:t>
+          <w:u w:val="single"/>
+        </w:rPr>
+        <w:t>dueDate</w:t>
+      </w:r>
+      <w:proofErr w:type="spellEnd"/>
+      <w:r>
+        <w:rPr>
+          <w:rFonts w:ascii="Times New Roman" w:hAnsi="Times New Roman"/>
+          <w:b/>
+          <w:sz w:val="22"/>
+          <w:szCs w:val="22"/>
+          <w:u w:val="single"/>
+        </w:rPr>
+        <w:t>&gt;&gt;</w:t>
+      </w:r>
+      <w:r>
+        <w:rPr>
+          <w:rFonts w:ascii="Times New Roman" w:hAnsi="Times New Roman"/>
+          <w:bCs/>
+          <w:sz w:val="22"/>
+          <w:szCs w:val="22"/>
+        </w:rPr>
+        <w:t>&lt;</w:t>
+      </w:r>
+      <w:r>
+        <w:rPr>
+          <w:rFonts w:ascii="Times New Roman" w:hAnsi="Times New Roman"/>
+          <w:bCs/>
+          <w:sz w:val="22"/>
+          <w:szCs w:val="22"/>
+        </w:rPr>
+        <w:t>&lt;</w:t>
+      </w:r>
+      <w:proofErr w:type="spellStart"/>
+      <w:r>
+        <w:rPr>
+          <w:rFonts w:ascii="Times New Roman" w:hAnsi="Times New Roman"/>
+          <w:bCs/>
+          <w:sz w:val="22"/>
+          <w:szCs w:val="22"/>
+        </w:rPr>
+        <w:t>deadlinetxt</w:t>
+      </w:r>
+      <w:proofErr w:type="spellEnd"/>
+      <w:r>
+        <w:rPr>
+          <w:rFonts w:ascii="Times New Roman" w:hAnsi="Times New Roman"/>
+          <w:bCs/>
+          <w:sz w:val="22"/>
+          <w:szCs w:val="22"/>
+        </w:rPr>
+        <w:t>&gt;&gt;</w:t>
+      </w:r>
+      <w:r>
+        <w:rPr>
+          <w:rFonts w:ascii="Times New Roman" w:hAnsi="Times New Roman"/>
+          <w:sz w:val="22"/>
+          <w:szCs w:val="22"/>
+        </w:rPr>
+        <w:t>.  Please confirm safe receipt of this letter and its enclosure</w:t>
       </w:r>
       <w:r>
         <w:rPr>
@@ -790,7 +995,31 @@
           <w:sz w:val="22"/>
           <w:szCs w:val="22"/>
         </w:rPr>
-        <w:t>&lt;&lt;ffparaEmail&gt;&gt;</w:t>
+        <w:t>&lt;&lt;</w:t>
+      </w:r>
+      <w:proofErr w:type="spellStart"/>
+      <w:r>
+        <w:rPr>
+          <w:rFonts w:ascii="Times New Roman" w:hAnsi="Times New Roman"/>
+          <w:b/>
+          <w:bCs/>
+          <w:color w:val="000000"/>
+          <w:sz w:val="22"/>
+          <w:szCs w:val="22"/>
+        </w:rPr>
+        <w:t>ffparaEmail</w:t>
+      </w:r>
+      <w:proofErr w:type="spellEnd"/>
+      <w:r>
+        <w:rPr>
+          <w:rFonts w:ascii="Times New Roman" w:hAnsi="Times New Roman"/>
+          <w:b/>
+          <w:bCs/>
+          <w:color w:val="000000"/>
+          <w:sz w:val="22"/>
+          <w:szCs w:val="22"/>
+        </w:rPr>
+        <w:t>&gt;&gt;</w:t>
       </w:r>
       <w:r>
         <w:rPr>
@@ -947,7 +1176,95 @@
           <w:sz w:val="22"/>
           <w:szCs w:val="22"/>
         </w:rPr>
-        <w:t>If you have any questions or comments, please contact &lt;&lt;WAName&gt;&gt; at &lt;&lt;WAPhone&gt;&gt; or &lt;&lt;paraName&gt;&gt; at &lt;&lt;paraPhone&gt;&gt;.</w:t>
+        <w:t>If you have any questions or comments, please contact &lt;&lt;</w:t>
+      </w:r>
+      <w:proofErr w:type="spellStart"/>
+      <w:r>
+        <w:rPr>
+          <w:rFonts w:ascii="Times New Roman" w:hAnsi="Times New Roman"/>
+          <w:sz w:val="22"/>
+          <w:szCs w:val="22"/>
+        </w:rPr>
+        <w:t>WAName</w:t>
+      </w:r>
+      <w:proofErr w:type="spellEnd"/>
+      <w:r>
+        <w:rPr>
+          <w:rFonts w:ascii="Times New Roman" w:hAnsi="Times New Roman"/>
+          <w:sz w:val="22"/>
+          <w:szCs w:val="22"/>
+        </w:rPr>
+        <w:t>&gt;&gt; at &lt;&lt;</w:t>
+      </w:r>
+      <w:proofErr w:type="spellStart"/>
+      <w:r>
+        <w:rPr>
+          <w:rFonts w:ascii="Times New Roman" w:hAnsi="Times New Roman"/>
+          <w:sz w:val="22"/>
+          <w:szCs w:val="22"/>
+        </w:rPr>
+        <w:t>WAPhone</w:t>
+      </w:r>
+      <w:proofErr w:type="spellEnd"/>
+      <w:r>
+        <w:rPr>
+          <w:rFonts w:ascii="Times New Roman" w:hAnsi="Times New Roman"/>
+          <w:sz w:val="22"/>
+          <w:szCs w:val="22"/>
+        </w:rPr>
+        <w:t>&gt;&gt; or &lt;&lt;</w:t>
+      </w:r>
+      <w:proofErr w:type="spellStart"/>
+      <w:r>
+        <w:rPr>
+          <w:rFonts w:ascii="Times New Roman" w:hAnsi="Times New Roman"/>
+          <w:sz w:val="22"/>
+          <w:szCs w:val="22"/>
+        </w:rPr>
+        <w:t>ff</w:t>
+      </w:r>
+      <w:r>
+        <w:rPr>
+          <w:rFonts w:ascii="Times New Roman" w:hAnsi="Times New Roman"/>
+          <w:sz w:val="22"/>
+          <w:szCs w:val="22"/>
+        </w:rPr>
+        <w:t>paraName</w:t>
+      </w:r>
+      <w:proofErr w:type="spellEnd"/>
+      <w:r>
+        <w:rPr>
+          <w:rFonts w:ascii="Times New Roman" w:hAnsi="Times New Roman"/>
+          <w:sz w:val="22"/>
+          <w:szCs w:val="22"/>
+        </w:rPr>
+        <w:t>&gt;&gt; at &lt;&lt;</w:t>
+      </w:r>
+      <w:proofErr w:type="spellStart"/>
+      <w:r>
+        <w:rPr>
+          <w:rFonts w:ascii="Times New Roman" w:hAnsi="Times New Roman"/>
+          <w:sz w:val="22"/>
+          <w:szCs w:val="22"/>
+        </w:rPr>
+        <w:t>ff</w:t>
+      </w:r>
+      <w:r>
+        <w:rPr>
+          <w:rFonts w:ascii="Times New Roman" w:hAnsi="Times New Roman"/>
+          <w:sz w:val="22"/>
+          <w:szCs w:val="22"/>
+        </w:rPr>
+        <w:t>paraPhone</w:t>
+      </w:r>
+      <w:proofErr w:type="spellEnd"/>
+      <w:r>
+        <w:rPr>
+          <w:rFonts w:ascii="Times New Roman" w:hAnsi="Times New Roman"/>
+          <w:sz w:val="22"/>
+          <w:szCs w:val="22"/>
+        </w:rPr>
+        <w:t>&gt;&gt;.</w:t>
       </w:r>
     </w:p>
     <w:p>
@@ -1027,19 +1344,66 @@
       <w:pPr>
         <w:rPr>
           <w:rFonts w:ascii="Times New Roman" w:hAnsi="Times New Roman"/>
-          <w:sz w:val="22"/>
-          <w:szCs w:val="22"/>
-        </w:rPr>
-      </w:pPr>
-      <w:r>
-        <w:rPr>
-          <w:rFonts w:ascii="Times New Roman" w:hAnsi="Times New Roman"/>
           <w:color w:val="000000"/>
           <w:sz w:val="22"/>
           <w:szCs w:val="22"/>
         </w:rPr>
-        <w:lastRenderedPageBreak/>
-        <w:t>&lt;&lt;cmgName&gt;&gt;</w:t>
+      </w:pPr>
+      <w:r>
+        <w:rPr>
+          <w:rFonts w:ascii="Times New Roman" w:hAnsi="Times New Roman"/>
+          <w:color w:val="000000"/>
+          <w:sz w:val="22"/>
+          <w:szCs w:val="22"/>
+        </w:rPr>
+        <w:t>&lt;&lt;</w:t>
+      </w:r>
+      <w:proofErr w:type="spellStart"/>
+      <w:r>
+        <w:rPr>
+          <w:rFonts w:ascii="Times New Roman" w:hAnsi="Times New Roman"/>
+          <w:color w:val="000000"/>
+          <w:sz w:val="22"/>
+          <w:szCs w:val="22"/>
+        </w:rPr>
+        <w:t>ff</w:t>
+      </w:r>
+      <w:r>
+        <w:rPr>
+          <w:rFonts w:ascii="Times New Roman" w:hAnsi="Times New Roman"/>
+          <w:color w:val="000000"/>
+          <w:sz w:val="22"/>
+          <w:szCs w:val="22"/>
+        </w:rPr>
+        <w:t>cmgName</w:t>
+      </w:r>
+      <w:proofErr w:type="spellEnd"/>
+      <w:r>
+        <w:rPr>
+          <w:rFonts w:ascii="Times New Roman" w:hAnsi="Times New Roman"/>
+          <w:color w:val="000000"/>
+          <w:sz w:val="22"/>
+          <w:szCs w:val="22"/>
+        </w:rPr>
+        <w:t>&gt;&gt;</w:t>
+      </w:r>
+    </w:p>
+    <w:p>
+      <w:pPr>
+        <w:rPr>
+          <w:rFonts w:ascii="Times New Roman" w:hAnsi="Times New Roman"/>
+          <w:sz w:val="22"/>
+          <w:szCs w:val="22"/>
+        </w:rPr>
+      </w:pPr>
+      <w:r>
+        <w:rPr>
+          <w:rFonts w:ascii="Times New Roman" w:hAnsi="Times New Roman"/>
+          <w:color w:val="000000"/>
+          <w:sz w:val="22"/>
+          <w:szCs w:val="22"/>
+        </w:rPr>
+        <w:t>Case Management Assistant, International Department</w:t>
       </w:r>
     </w:p>
     <w:sectPr>
@@ -1109,7 +1473,25 @@
         <w:sz w:val="23"/>
         <w:szCs w:val="23"/>
       </w:rPr>
-      <w:t>&lt;&lt;associateName&gt;&gt;</w:t>
+      <w:t>&lt;&lt;</w:t>
+    </w:r>
+    <w:proofErr w:type="spellStart"/>
+    <w:r>
+      <w:rPr>
+        <w:rFonts w:ascii="Times New Roman" w:hAnsi="Times New Roman"/>
+        <w:sz w:val="23"/>
+        <w:szCs w:val="23"/>
+      </w:rPr>
+      <w:t>associateName</w:t>
+    </w:r>
+    <w:proofErr w:type="spellEnd"/>
+    <w:r>
+      <w:rPr>
+        <w:rFonts w:ascii="Times New Roman" w:hAnsi="Times New Roman"/>
+        <w:sz w:val="23"/>
+        <w:szCs w:val="23"/>
+      </w:rPr>
+      <w:t>&gt;&gt;</w:t>
     </w:r>
     <w:r>
       <w:tab/>
@@ -1120,7 +1502,25 @@
         <w:sz w:val="23"/>
         <w:szCs w:val="23"/>
       </w:rPr>
-      <w:t>&lt;&lt;currentDate&gt;&gt;</w:t>
+      <w:t>&lt;&lt;</w:t>
+    </w:r>
+    <w:proofErr w:type="spellStart"/>
+    <w:r>
+      <w:rPr>
+        <w:rFonts w:ascii="Times New Roman" w:hAnsi="Times New Roman"/>
+        <w:sz w:val="23"/>
+        <w:szCs w:val="23"/>
+      </w:rPr>
+      <w:t>currentDate</w:t>
+    </w:r>
+    <w:proofErr w:type="spellEnd"/>
+    <w:r>
+      <w:rPr>
+        <w:rFonts w:ascii="Times New Roman" w:hAnsi="Times New Roman"/>
+        <w:sz w:val="23"/>
+        <w:szCs w:val="23"/>
+      </w:rPr>
+      <w:t>&gt;&gt;</w:t>
     </w:r>
   </w:p>
 </w:hdr>
